--- a/docx/guides/modules/04_estructura_escolar/reglas_negocio.docx
+++ b/docx/guides/modules/04_estructura_escolar/reglas_negocio.docx
@@ -2,13 +2,13 @@
 <file path=word/document.xml><?xml version="1.0" encoding="utf-8"?>
 <w:document xmlns:w="http://schemas.openxmlformats.org/wordprocessingml/2006/main" xmlns:m="http://schemas.openxmlformats.org/officeDocument/2006/math" xmlns:r="http://schemas.openxmlformats.org/officeDocument/2006/relationships" xmlns:o="urn:schemas-microsoft-com:office:office" xmlns:v="urn:schemas-microsoft-com:vml" xmlns:w10="urn:schemas-microsoft-com:office:word" xmlns:a="http://schemas.openxmlformats.org/drawingml/2006/main" xmlns:pic="http://schemas.openxmlformats.org/drawingml/2006/picture" xmlns:wp="http://schemas.openxmlformats.org/drawingml/2006/wordprocessingDrawing">
   <w:body>
-    <w:bookmarkStart w:id="23" w:name="reglas-de-negocio-estructura-escolar"/>
+    <w:bookmarkStart w:id="27" w:name="X7f71ed0dd2d61dcc5b9fb2677a16b56ab54cb9a"/>
     <w:p>
       <w:pPr>
         <w:pStyle w:val="Heading1"/>
       </w:pPr>
       <w:r>
-        <w:t xml:space="preserve">Reglas de Negocio — Estructura Escolar</w:t>
+        <w:t xml:space="preserve">Reglas de Negocio — Estructura Escolar (Grados, Cursos, Jornadas y Materias)</w:t>
       </w:r>
     </w:p>
     <w:p>
@@ -16,7 +16,23 @@
         <w:pStyle w:val="FirstParagraph"/>
       </w:pPr>
       <w:r>
-        <w:t xml:space="preserve">Este documento detalla las reglas de negocio técnicas y funcionales del módulo de Estructura Escolar de AcademiaNeiva.</w:t>
+        <w:t xml:space="preserve">Este documento detalla las reglas de negocio técnicas y funcionales del módulo de</w:t>
+      </w:r>
+      <w:r>
+        <w:t xml:space="preserve"> </w:t>
+      </w:r>
+      <w:r>
+        <w:rPr>
+          <w:b/>
+          <w:bCs/>
+        </w:rPr>
+        <w:t xml:space="preserve">Estructura Escolar</w:t>
+      </w:r>
+      <w:r>
+        <w:t xml:space="preserve"> </w:t>
+      </w:r>
+      <w:r>
+        <w:t xml:space="preserve">de AcademiaNeiva.</w:t>
       </w:r>
     </w:p>
     <w:p>
@@ -26,22 +42,22 @@
         </w:pict>
       </w:r>
     </w:p>
-    <w:bookmarkStart w:id="12" w:name="estructura-y-jerarquía"/>
+    <w:bookmarkStart w:id="13" w:name="Xff1c3141c7d08f1f8479df7437c8bf7d21f714c"/>
     <w:p>
       <w:pPr>
         <w:pStyle w:val="Heading2"/>
       </w:pPr>
       <w:r>
-        <w:t xml:space="preserve">Estructura y Jerarquía</w:t>
-      </w:r>
-    </w:p>
-    <w:bookmarkStart w:id="10" w:name="X5a153b8069721094d890932319286a8f504dbea"/>
+        <w:t xml:space="preserve">1. Jerarquía Escolar y Normalización de Grados</w:t>
+      </w:r>
+    </w:p>
+    <w:bookmarkStart w:id="10" w:name="X794c61e0605166aa190c272b9b0e16dde13c902"/>
     <w:p>
       <w:pPr>
         <w:pStyle w:val="Heading3"/>
       </w:pPr>
       <w:r>
-        <w:t xml:space="preserve">RN-EST-001: Jerarquía Organizacional Académica</w:t>
+        <w:t xml:space="preserve">RN-EST-001: Jerarquía Organizacional de Cuatro Niveles</w:t>
       </w:r>
     </w:p>
     <w:p>
@@ -63,7 +79,7 @@
         <w:t xml:space="preserve"> </w:t>
       </w:r>
       <w:r>
-        <w:t xml:space="preserve">El sistema debe forzar una jerarquía de tres niveles para la oferta escolar: cada colegio contiene un</w:t>
+        <w:t xml:space="preserve">La estructura académica institucional sigue una jerarquía estricta de cuatro niveles:</w:t>
       </w:r>
       <w:r>
         <w:t xml:space="preserve"> </w:t>
@@ -78,7 +94,7 @@
         <w:t xml:space="preserve"> </w:t>
       </w:r>
       <w:r>
-        <w:t xml:space="preserve">(ej. Primaria), el cual agrupa a varios</w:t>
+        <w:t xml:space="preserve">➔</w:t>
       </w:r>
       <w:r>
         <w:t xml:space="preserve"> </w:t>
@@ -93,7 +109,22 @@
         <w:t xml:space="preserve"> </w:t>
       </w:r>
       <w:r>
-        <w:t xml:space="preserve">(ej. Primero), los cuales se desglosan en</w:t>
+        <w:t xml:space="preserve">➔</w:t>
+      </w:r>
+      <w:r>
+        <w:t xml:space="preserve"> </w:t>
+      </w:r>
+      <w:r>
+        <w:rPr>
+          <w:rStyle w:val="VerbatimChar"/>
+        </w:rPr>
+        <w:t xml:space="preserve">secciones</w:t>
+      </w:r>
+      <w:r>
+        <w:t xml:space="preserve"> </w:t>
+      </w:r>
+      <w:r>
+        <w:t xml:space="preserve">➔</w:t>
       </w:r>
       <w:r>
         <w:t xml:space="preserve"> </w:t>
@@ -108,7 +139,13 @@
         <w:t xml:space="preserve"> </w:t>
       </w:r>
       <w:r>
-        <w:t xml:space="preserve">o salones físicos (ej. Primero A).</w:t>
+        <w:t xml:space="preserve">(Cursos Físicos).</w:t>
+      </w:r>
+      <w:r>
+        <w:t xml:space="preserve"> </w:t>
+      </w:r>
+      <w:r>
+        <w:t xml:space="preserve">Un curso físico no puede crearse sin estar vinculado a un nivel escolar del colegio, un tipo de grado válido, una jornada activa y una sección formalizada.</w:t>
       </w:r>
     </w:p>
     <w:p>
@@ -130,29 +167,7 @@
         <w:t xml:space="preserve"> </w:t>
       </w:r>
       <w:r>
-        <w:t xml:space="preserve">Asegura la consistencia estructural requerida para estructurar matrículas oficiales, boletines académicos y reportes analíticos del MEN.</w:t>
-      </w:r>
-    </w:p>
-    <w:p>
-      <w:pPr>
-        <w:pStyle w:val="Compact"/>
-        <w:numPr>
-          <w:ilvl w:val="0"/>
-          <w:numId w:val="1001"/>
-        </w:numPr>
-      </w:pPr>
-      <w:r>
-        <w:rPr>
-          <w:b/>
-          <w:bCs/>
-        </w:rPr>
-        <w:t xml:space="preserve">Módulos afectados:</w:t>
-      </w:r>
-      <w:r>
-        <w:t xml:space="preserve"> </w:t>
-      </w:r>
-      <w:r>
-        <w:t xml:space="preserve">Estructura Escolar, Matrículas, Cierre y Boletines.</w:t>
+        <w:t xml:space="preserve">Garantiza la coherencia en la asignación de matrículas, cálculo de aforos y reportes curriculares del Ministerio de Educación.</w:t>
       </w:r>
     </w:p>
     <w:p>
@@ -184,7 +199,7 @@
           <w:rPr>
             <w:rStyle w:val="Hyperlink"/>
           </w:rPr>
-          <w:t xml:space="preserve">academicAdminController.ts</w:t>
+          <w:t xml:space="preserve">gradeGroupController.ts</w:t>
         </w:r>
       </w:hyperlink>
       <w:r>
@@ -197,18 +212,6 @@
         <w:rPr>
           <w:rStyle w:val="VerbatimChar"/>
         </w:rPr>
-        <w:t xml:space="preserve">createGradeType</w:t>
-      </w:r>
-      <w:r>
-        <w:t xml:space="preserve">,</w:t>
-      </w:r>
-      <w:r>
-        <w:t xml:space="preserve"> </w:t>
-      </w:r>
-      <w:r>
-        <w:rPr>
-          <w:rStyle w:val="VerbatimChar"/>
-        </w:rPr>
         <w:t xml:space="preserve">createGroup</w:t>
       </w:r>
       <w:r>
@@ -243,21 +246,6 @@
         <w:rPr>
           <w:rStyle w:val="VerbatimChar"/>
         </w:rPr>
-        <w:t xml:space="preserve">POST /api/academic-admin/grade-types</w:t>
-      </w:r>
-    </w:p>
-    <w:p>
-      <w:pPr>
-        <w:pStyle w:val="Compact"/>
-        <w:numPr>
-          <w:ilvl w:val="1"/>
-          <w:numId w:val="1003"/>
-        </w:numPr>
-      </w:pPr>
-      <w:r>
-        <w:rPr>
-          <w:rStyle w:val="VerbatimChar"/>
-        </w:rPr>
         <w:t xml:space="preserve">POST /api/academic-admin/groups</w:t>
       </w:r>
     </w:p>
@@ -280,7 +268,7 @@
         <w:t xml:space="preserve"> </w:t>
       </w:r>
       <w:r>
-        <w:t xml:space="preserve">HU-EST-001, HU-EST-002</w:t>
+        <w:t xml:space="preserve">HU-EST-001</w:t>
       </w:r>
     </w:p>
     <w:p>
@@ -291,13 +279,13 @@
       </w:r>
     </w:p>
     <w:bookmarkEnd w:id="10"/>
-    <w:bookmarkStart w:id="11" w:name="Xa6ca9baeb382094cfce9bf8342c7e22e7b18e47"/>
+    <w:bookmarkStart w:id="12" w:name="Xd66459d3376cc6e30a96e0d506b4f60c12e3ca0"/>
     <w:p>
       <w:pPr>
         <w:pStyle w:val="Heading3"/>
       </w:pPr>
       <w:r>
-        <w:t xml:space="preserve">RN-EST-002: Identificación de Cursos Paralelos (Peer Groups)</w:t>
+        <w:t xml:space="preserve">RN-EST-002: Normalización y Detección de Grados Equivalentes o Similares</w:t>
       </w:r>
     </w:p>
     <w:p>
@@ -319,31 +307,126 @@
         <w:t xml:space="preserve"> </w:t>
       </w:r>
       <w:r>
-        <w:t xml:space="preserve">Todos los grupos que comparten el mismo</w:t>
-      </w:r>
-      <w:r>
-        <w:t xml:space="preserve"> </w:t>
-      </w:r>
-      <w:r>
-        <w:rPr>
-          <w:rStyle w:val="VerbatimChar"/>
-        </w:rPr>
-        <w:t xml:space="preserve">id_tipo_grado</w:t>
-      </w:r>
-      <w:r>
-        <w:t xml:space="preserve"> </w:t>
-      </w:r>
-      <w:r>
-        <w:t xml:space="preserve">(ej. Primero A, Primero B y Primero C) en el mismo año lectivo se catalogan internamente como cursos paralelos o</w:t>
-      </w:r>
-      <w:r>
-        <w:t xml:space="preserve"> </w:t>
-      </w:r>
-      <w:r>
-        <w:t xml:space="preserve">“peer groups”</w:t>
-      </w:r>
-      <w:r>
-        <w:t xml:space="preserve">.</w:t>
+        <w:t xml:space="preserve">Al registrar un nuevo tipo de grado (</w:t>
+      </w:r>
+      <w:r>
+        <w:rPr>
+          <w:rStyle w:val="VerbatimChar"/>
+        </w:rPr>
+        <w:t xml:space="preserve">createGradeType</w:t>
+      </w:r>
+      <w:r>
+        <w:t xml:space="preserve">), el sistema aplica</w:t>
+      </w:r>
+      <w:r>
+        <w:t xml:space="preserve"> </w:t>
+      </w:r>
+      <w:r>
+        <w:rPr>
+          <w:rStyle w:val="VerbatimChar"/>
+        </w:rPr>
+        <w:t xml:space="preserve">normalizeGradeName</w:t>
+      </w:r>
+      <w:r>
+        <w:t xml:space="preserve"> </w:t>
+      </w:r>
+      <w:r>
+        <w:t xml:space="preserve">e</w:t>
+      </w:r>
+      <w:r>
+        <w:t xml:space="preserve"> </w:t>
+      </w:r>
+      <w:r>
+        <w:rPr>
+          <w:rStyle w:val="VerbatimChar"/>
+        </w:rPr>
+        <w:t xml:space="preserve">isDuplicateOrSimilarGrade</w:t>
+      </w:r>
+      <w:r>
+        <w:t xml:space="preserve">. Compara el nombre ingresado contra todos los grados existentes en el colegio e impide la creación de duplicados semánticos o variaciones ortográficas (ej. si ya existe</w:t>
+      </w:r>
+      <w:r>
+        <w:t xml:space="preserve"> </w:t>
+      </w:r>
+      <w:r>
+        <w:rPr>
+          <w:i/>
+          <w:iCs/>
+        </w:rPr>
+        <w:t xml:space="preserve">“PRIMERO”</w:t>
+      </w:r>
+      <w:r>
+        <w:t xml:space="preserve">, se bloquea la creación de</w:t>
+      </w:r>
+      <w:r>
+        <w:t xml:space="preserve"> </w:t>
+      </w:r>
+      <w:r>
+        <w:rPr>
+          <w:i/>
+          <w:iCs/>
+        </w:rPr>
+        <w:t xml:space="preserve">“1°”</w:t>
+      </w:r>
+      <w:r>
+        <w:t xml:space="preserve">,</w:t>
+      </w:r>
+      <w:r>
+        <w:t xml:space="preserve"> </w:t>
+      </w:r>
+      <w:r>
+        <w:rPr>
+          <w:i/>
+          <w:iCs/>
+        </w:rPr>
+        <w:t xml:space="preserve">“Primero”</w:t>
+      </w:r>
+      <w:r>
+        <w:t xml:space="preserve">,</w:t>
+      </w:r>
+      <w:r>
+        <w:t xml:space="preserve"> </w:t>
+      </w:r>
+      <w:r>
+        <w:rPr>
+          <w:i/>
+          <w:iCs/>
+        </w:rPr>
+        <w:t xml:space="preserve">“PRIMERO DE PRIMARIA”</w:t>
+      </w:r>
+      <w:r>
+        <w:t xml:space="preserve"> </w:t>
+      </w:r>
+      <w:r>
+        <w:t xml:space="preserve">o</w:t>
+      </w:r>
+      <w:r>
+        <w:t xml:space="preserve"> </w:t>
+      </w:r>
+      <w:r>
+        <w:rPr>
+          <w:i/>
+          <w:iCs/>
+        </w:rPr>
+        <w:t xml:space="preserve">“1RO”</w:t>
+      </w:r>
+      <w:r>
+        <w:t xml:space="preserve"> </w:t>
+      </w:r>
+      <w:r>
+        <w:t xml:space="preserve">con error</w:t>
+      </w:r>
+      <w:r>
+        <w:t xml:space="preserve"> </w:t>
+      </w:r>
+      <w:r>
+        <w:rPr>
+          <w:rStyle w:val="VerbatimChar"/>
+        </w:rPr>
+        <w:t xml:space="preserve">409 Conflict</w:t>
+      </w:r>
+      <w:r>
+        <w:t xml:space="preserve">).</w:t>
       </w:r>
     </w:p>
     <w:p>
@@ -365,29 +448,7 @@
         <w:t xml:space="preserve"> </w:t>
       </w:r>
       <w:r>
-        <w:t xml:space="preserve">Permite agruparlos lógicamente para la vinculación en cascada de competencias y evidencias DBA del mismo nivel escolar.</w:t>
-      </w:r>
-    </w:p>
-    <w:p>
-      <w:pPr>
-        <w:pStyle w:val="Compact"/>
-        <w:numPr>
-          <w:ilvl w:val="0"/>
-          <w:numId w:val="1004"/>
-        </w:numPr>
-      </w:pPr>
-      <w:r>
-        <w:rPr>
-          <w:b/>
-          <w:bCs/>
-        </w:rPr>
-        <w:t xml:space="preserve">Módulos afectados:</w:t>
-      </w:r>
-      <w:r>
-        <w:t xml:space="preserve"> </w:t>
-      </w:r>
-      <w:r>
-        <w:t xml:space="preserve">Estructura Escolar, Competencias y Sincronización, Catálogo DBA.</w:t>
+        <w:t xml:space="preserve">Evita la fragmentación curricular y la duplicidad confusa de grados en la oferta académica del colegio.</w:t>
       </w:r>
     </w:p>
     <w:p>
@@ -414,1258 +475,7 @@
           <w:numId w:val="1005"/>
         </w:numPr>
       </w:pPr>
-      <w:hyperlink r:id="rId9">
-        <w:r>
-          <w:rPr>
-            <w:rStyle w:val="Hyperlink"/>
-          </w:rPr>
-          <w:t xml:space="preserve">academicAdminController.ts</w:t>
-        </w:r>
-      </w:hyperlink>
-      <w:r>
-        <w:t xml:space="preserve"> </w:t>
-      </w:r>
-      <w:r>
-        <w:t xml:space="preserve">(Lógica de obtención de grupos paralelos en creación de competencias)</w:t>
-      </w:r>
-    </w:p>
-    <w:p>
-      <w:pPr>
-        <w:pStyle w:val="Compact"/>
-        <w:numPr>
-          <w:ilvl w:val="0"/>
-          <w:numId w:val="1004"/>
-        </w:numPr>
-      </w:pPr>
-      <w:r>
-        <w:rPr>
-          <w:b/>
-          <w:bCs/>
-        </w:rPr>
-        <w:t xml:space="preserve">Endpoints relacionados:</w:t>
-      </w:r>
-    </w:p>
-    <w:p>
-      <w:pPr>
-        <w:pStyle w:val="Compact"/>
-        <w:numPr>
-          <w:ilvl w:val="1"/>
-          <w:numId w:val="1006"/>
-        </w:numPr>
-      </w:pPr>
-      <w:r>
-        <w:rPr>
-          <w:rStyle w:val="VerbatimChar"/>
-        </w:rPr>
-        <w:t xml:space="preserve">POST /api/academic-admin/settings/competencies</w:t>
-      </w:r>
-    </w:p>
-    <w:p>
-      <w:pPr>
-        <w:pStyle w:val="Compact"/>
-        <w:numPr>
-          <w:ilvl w:val="0"/>
-          <w:numId w:val="1004"/>
-        </w:numPr>
-      </w:pPr>
-      <w:r>
-        <w:rPr>
-          <w:b/>
-          <w:bCs/>
-        </w:rPr>
-        <w:t xml:space="preserve">Historias de usuario relacionadas:</w:t>
-      </w:r>
-      <w:r>
-        <w:t xml:space="preserve"> </w:t>
-      </w:r>
-      <w:r>
-        <w:t xml:space="preserve">N/A</w:t>
-      </w:r>
-    </w:p>
-    <w:p>
-      <w:r>
-        <w:pict>
-          <v:rect style="width:0;height:1.5pt" o:hralign="center" o:hrstd="t" o:hr="t"/>
-        </w:pict>
-      </w:r>
-    </w:p>
-    <w:bookmarkEnd w:id="11"/>
-    <w:bookmarkEnd w:id="12"/>
-    <w:bookmarkStart w:id="16" w:name="cupos-y-limitaciones"/>
-    <w:p>
-      <w:pPr>
-        <w:pStyle w:val="Heading2"/>
-      </w:pPr>
-      <w:r>
-        <w:t xml:space="preserve">Cupos y Limitaciones</w:t>
-      </w:r>
-    </w:p>
-    <w:bookmarkStart w:id="14" w:name="X9cdc93a1d18bdd51fec51a3796f0906e5f0dd7e"/>
-    <w:p>
-      <w:pPr>
-        <w:pStyle w:val="Heading3"/>
-      </w:pPr>
-      <w:r>
-        <w:t xml:space="preserve">RN-EST-003: Restricción de Cupos Máximos en Aula</w:t>
-      </w:r>
-    </w:p>
-    <w:p>
-      <w:pPr>
-        <w:pStyle w:val="Compact"/>
-        <w:numPr>
-          <w:ilvl w:val="0"/>
-          <w:numId w:val="1007"/>
-        </w:numPr>
-      </w:pPr>
-      <w:r>
-        <w:rPr>
-          <w:b/>
-          <w:bCs/>
-        </w:rPr>
-        <w:t xml:space="preserve">Descripción:</w:t>
-      </w:r>
-      <w:r>
-        <w:t xml:space="preserve"> </w:t>
-      </w:r>
-      <w:r>
-        <w:t xml:space="preserve">La cantidad de estudiantes asignados y matriculados activos en un grupo no puede exceder el límite establecido por el directivo en la columna</w:t>
-      </w:r>
-      <w:r>
-        <w:t xml:space="preserve"> </w:t>
-      </w:r>
-      <w:r>
-        <w:rPr>
-          <w:rStyle w:val="VerbatimChar"/>
-        </w:rPr>
-        <w:t xml:space="preserve">cupos</w:t>
-      </w:r>
-      <w:r>
-        <w:t xml:space="preserve"> </w:t>
-      </w:r>
-      <w:r>
-        <w:t xml:space="preserve">(o</w:t>
-      </w:r>
-      <w:r>
-        <w:t xml:space="preserve"> </w:t>
-      </w:r>
-      <w:r>
-        <w:rPr>
-          <w:rStyle w:val="VerbatimChar"/>
-        </w:rPr>
-        <w:t xml:space="preserve">cupos_totales</w:t>
-      </w:r>
-      <w:r>
-        <w:t xml:space="preserve">).</w:t>
-      </w:r>
-    </w:p>
-    <w:p>
-      <w:pPr>
-        <w:pStyle w:val="Compact"/>
-        <w:numPr>
-          <w:ilvl w:val="0"/>
-          <w:numId w:val="1007"/>
-        </w:numPr>
-      </w:pPr>
-      <w:r>
-        <w:rPr>
-          <w:b/>
-          <w:bCs/>
-        </w:rPr>
-        <w:t xml:space="preserve">Motivo:</w:t>
-      </w:r>
-      <w:r>
-        <w:t xml:space="preserve"> </w:t>
-      </w:r>
-      <w:r>
-        <w:t xml:space="preserve">Garantiza que los colegios respeten los límites físicos de aforo por aula y la planificación de cobertura institucional.</w:t>
-      </w:r>
-    </w:p>
-    <w:p>
-      <w:pPr>
-        <w:pStyle w:val="Compact"/>
-        <w:numPr>
-          <w:ilvl w:val="0"/>
-          <w:numId w:val="1007"/>
-        </w:numPr>
-      </w:pPr>
-      <w:r>
-        <w:rPr>
-          <w:b/>
-          <w:bCs/>
-        </w:rPr>
-        <w:t xml:space="preserve">Módulos afectados:</w:t>
-      </w:r>
-      <w:r>
-        <w:t xml:space="preserve"> </w:t>
-      </w:r>
-      <w:r>
-        <w:t xml:space="preserve">Estructura Escolar, Matrículas e Inscripciones.</w:t>
-      </w:r>
-    </w:p>
-    <w:p>
-      <w:pPr>
-        <w:pStyle w:val="Compact"/>
-        <w:numPr>
-          <w:ilvl w:val="0"/>
-          <w:numId w:val="1007"/>
-        </w:numPr>
-      </w:pPr>
-      <w:r>
-        <w:rPr>
-          <w:b/>
-          <w:bCs/>
-        </w:rPr>
-        <w:t xml:space="preserve">Archivos donde se implementa:</w:t>
-      </w:r>
-    </w:p>
-    <w:p>
-      <w:pPr>
-        <w:pStyle w:val="Compact"/>
-        <w:numPr>
-          <w:ilvl w:val="1"/>
-          <w:numId w:val="1008"/>
-        </w:numPr>
-      </w:pPr>
-      <w:hyperlink r:id="rId13">
-        <w:r>
-          <w:rPr>
-            <w:rStyle w:val="Hyperlink"/>
-          </w:rPr>
-          <w:t xml:space="preserve">matriculaService.ts</w:t>
-        </w:r>
-      </w:hyperlink>
-      <w:r>
-        <w:t xml:space="preserve"> </w:t>
-      </w:r>
-      <w:r>
-        <w:t xml:space="preserve">(Validación de cupos al asignar grado)</w:t>
-      </w:r>
-    </w:p>
-    <w:p>
-      <w:pPr>
-        <w:pStyle w:val="Compact"/>
-        <w:numPr>
-          <w:ilvl w:val="1"/>
-          <w:numId w:val="1008"/>
-        </w:numPr>
-      </w:pPr>
-      <w:hyperlink r:id="rId9">
-        <w:r>
-          <w:rPr>
-            <w:rStyle w:val="Hyperlink"/>
-          </w:rPr>
-          <w:t xml:space="preserve">academicAdminController.ts</w:t>
-        </w:r>
-      </w:hyperlink>
-      <w:r>
-        <w:t xml:space="preserve"> </w:t>
-      </w:r>
-      <w:r>
-        <w:t xml:space="preserve">(</w:t>
-      </w:r>
-      <w:r>
-        <w:rPr>
-          <w:rStyle w:val="VerbatimChar"/>
-        </w:rPr>
-        <w:t xml:space="preserve">updateGroupCupos</w:t>
-      </w:r>
-      <w:r>
-        <w:t xml:space="preserve">)</w:t>
-      </w:r>
-    </w:p>
-    <w:p>
-      <w:pPr>
-        <w:pStyle w:val="Compact"/>
-        <w:numPr>
-          <w:ilvl w:val="0"/>
-          <w:numId w:val="1007"/>
-        </w:numPr>
-      </w:pPr>
-      <w:r>
-        <w:rPr>
-          <w:b/>
-          <w:bCs/>
-        </w:rPr>
-        <w:t xml:space="preserve">Endpoints relacionados:</w:t>
-      </w:r>
-    </w:p>
-    <w:p>
-      <w:pPr>
-        <w:pStyle w:val="Compact"/>
-        <w:numPr>
-          <w:ilvl w:val="1"/>
-          <w:numId w:val="1009"/>
-        </w:numPr>
-      </w:pPr>
-      <w:r>
-        <w:rPr>
-          <w:rStyle w:val="VerbatimChar"/>
-        </w:rPr>
-        <w:t xml:space="preserve">POST /api/matriculas/assign-grade/:id</w:t>
-      </w:r>
-    </w:p>
-    <w:p>
-      <w:pPr>
-        <w:pStyle w:val="Compact"/>
-        <w:numPr>
-          <w:ilvl w:val="1"/>
-          <w:numId w:val="1009"/>
-        </w:numPr>
-      </w:pPr>
-      <w:r>
-        <w:rPr>
-          <w:rStyle w:val="VerbatimChar"/>
-        </w:rPr>
-        <w:t xml:space="preserve">PATCH /api/academic-admin/groups/:id/cupos</w:t>
-      </w:r>
-    </w:p>
-    <w:p>
-      <w:pPr>
-        <w:pStyle w:val="Compact"/>
-        <w:numPr>
-          <w:ilvl w:val="0"/>
-          <w:numId w:val="1007"/>
-        </w:numPr>
-      </w:pPr>
-      <w:r>
-        <w:rPr>
-          <w:b/>
-          <w:bCs/>
-        </w:rPr>
-        <w:t xml:space="preserve">Historias de usuario relacionadas:</w:t>
-      </w:r>
-      <w:r>
-        <w:t xml:space="preserve"> </w:t>
-      </w:r>
-      <w:r>
-        <w:t xml:space="preserve">HU-EST-003</w:t>
-      </w:r>
-    </w:p>
-    <w:p>
-      <w:r>
-        <w:pict>
-          <v:rect style="width:0;height:1.5pt" o:hralign="center" o:hrstd="t" o:hr="t"/>
-        </w:pict>
-      </w:r>
-    </w:p>
-    <w:bookmarkEnd w:id="14"/>
-    <w:bookmarkStart w:id="15" w:name="X2bc3706cd2323026be3610c366b57ba815a9c74"/>
-    <w:p>
-      <w:pPr>
-        <w:pStyle w:val="Heading3"/>
-      </w:pPr>
-      <w:r>
-        <w:t xml:space="preserve">RN-EST-004: Protección contra Eliminación de Grados Activos</w:t>
-      </w:r>
-    </w:p>
-    <w:p>
-      <w:pPr>
-        <w:pStyle w:val="Compact"/>
-        <w:numPr>
-          <w:ilvl w:val="0"/>
-          <w:numId w:val="1010"/>
-        </w:numPr>
-      </w:pPr>
-      <w:r>
-        <w:rPr>
-          <w:b/>
-          <w:bCs/>
-        </w:rPr>
-        <w:t xml:space="preserve">Descripción:</w:t>
-      </w:r>
-      <w:r>
-        <w:t xml:space="preserve"> </w:t>
-      </w:r>
-      <w:r>
-        <w:t xml:space="preserve">El sistema denegará la eliminación física de un tipo de grado o grupo de clase si este cuenta con asignaciones académicas (</w:t>
-      </w:r>
-      <w:r>
-        <w:rPr>
-          <w:rStyle w:val="VerbatimChar"/>
-        </w:rPr>
-        <w:t xml:space="preserve">detalle_grados</w:t>
-      </w:r>
-      <w:r>
-        <w:t xml:space="preserve">) o matrículas registradas en el año lectivo actual.</w:t>
-      </w:r>
-    </w:p>
-    <w:p>
-      <w:pPr>
-        <w:pStyle w:val="Compact"/>
-        <w:numPr>
-          <w:ilvl w:val="0"/>
-          <w:numId w:val="1010"/>
-        </w:numPr>
-      </w:pPr>
-      <w:r>
-        <w:rPr>
-          <w:b/>
-          <w:bCs/>
-        </w:rPr>
-        <w:t xml:space="preserve">Motivo:</w:t>
-      </w:r>
-      <w:r>
-        <w:t xml:space="preserve"> </w:t>
-      </w:r>
-      <w:r>
-        <w:t xml:space="preserve">Evita la pérdida accidental de información curricular e impide dejar registros de matrículas huérfanos en la base de datos.</w:t>
-      </w:r>
-    </w:p>
-    <w:p>
-      <w:pPr>
-        <w:pStyle w:val="Compact"/>
-        <w:numPr>
-          <w:ilvl w:val="0"/>
-          <w:numId w:val="1010"/>
-        </w:numPr>
-      </w:pPr>
-      <w:r>
-        <w:rPr>
-          <w:b/>
-          <w:bCs/>
-        </w:rPr>
-        <w:t xml:space="preserve">Módulos afectados:</w:t>
-      </w:r>
-      <w:r>
-        <w:t xml:space="preserve"> </w:t>
-      </w:r>
-      <w:r>
-        <w:t xml:space="preserve">Estructura Escolar, Matrículas, Docentes.</w:t>
-      </w:r>
-    </w:p>
-    <w:p>
-      <w:pPr>
-        <w:pStyle w:val="Compact"/>
-        <w:numPr>
-          <w:ilvl w:val="0"/>
-          <w:numId w:val="1010"/>
-        </w:numPr>
-      </w:pPr>
-      <w:r>
-        <w:rPr>
-          <w:b/>
-          <w:bCs/>
-        </w:rPr>
-        <w:t xml:space="preserve">Archivos donde se implementa:</w:t>
-      </w:r>
-    </w:p>
-    <w:p>
-      <w:pPr>
-        <w:pStyle w:val="Compact"/>
-        <w:numPr>
-          <w:ilvl w:val="1"/>
-          <w:numId w:val="1011"/>
-        </w:numPr>
-      </w:pPr>
-      <w:hyperlink r:id="rId9">
-        <w:r>
-          <w:rPr>
-            <w:rStyle w:val="Hyperlink"/>
-          </w:rPr>
-          <w:t xml:space="preserve">academicAdminController.ts</w:t>
-        </w:r>
-      </w:hyperlink>
-      <w:r>
-        <w:t xml:space="preserve"> </w:t>
-      </w:r>
-      <w:r>
-        <w:t xml:space="preserve">(</w:t>
-      </w:r>
-      <w:r>
-        <w:rPr>
-          <w:rStyle w:val="VerbatimChar"/>
-        </w:rPr>
-        <w:t xml:space="preserve">deleteGradeType</w:t>
-      </w:r>
-      <w:r>
-        <w:t xml:space="preserve">,</w:t>
-      </w:r>
-      <w:r>
-        <w:t xml:space="preserve"> </w:t>
-      </w:r>
-      <w:r>
-        <w:rPr>
-          <w:rStyle w:val="VerbatimChar"/>
-        </w:rPr>
-        <w:t xml:space="preserve">deleteGroup</w:t>
-      </w:r>
-      <w:r>
-        <w:t xml:space="preserve">)</w:t>
-      </w:r>
-    </w:p>
-    <w:p>
-      <w:pPr>
-        <w:pStyle w:val="Compact"/>
-        <w:numPr>
-          <w:ilvl w:val="0"/>
-          <w:numId w:val="1010"/>
-        </w:numPr>
-      </w:pPr>
-      <w:r>
-        <w:rPr>
-          <w:b/>
-          <w:bCs/>
-        </w:rPr>
-        <w:t xml:space="preserve">Endpoints relacionados:</w:t>
-      </w:r>
-    </w:p>
-    <w:p>
-      <w:pPr>
-        <w:pStyle w:val="Compact"/>
-        <w:numPr>
-          <w:ilvl w:val="1"/>
-          <w:numId w:val="1012"/>
-        </w:numPr>
-      </w:pPr>
-      <w:r>
-        <w:rPr>
-          <w:rStyle w:val="VerbatimChar"/>
-        </w:rPr>
-        <w:t xml:space="preserve">DELETE /api/academic-admin/grade-types/:id</w:t>
-      </w:r>
-    </w:p>
-    <w:p>
-      <w:pPr>
-        <w:pStyle w:val="Compact"/>
-        <w:numPr>
-          <w:ilvl w:val="1"/>
-          <w:numId w:val="1012"/>
-        </w:numPr>
-      </w:pPr>
-      <w:r>
-        <w:rPr>
-          <w:rStyle w:val="VerbatimChar"/>
-        </w:rPr>
-        <w:t xml:space="preserve">DELETE /api/academic-admin/groups/:id</w:t>
-      </w:r>
-    </w:p>
-    <w:p>
-      <w:pPr>
-        <w:pStyle w:val="Compact"/>
-        <w:numPr>
-          <w:ilvl w:val="0"/>
-          <w:numId w:val="1010"/>
-        </w:numPr>
-      </w:pPr>
-      <w:r>
-        <w:rPr>
-          <w:b/>
-          <w:bCs/>
-        </w:rPr>
-        <w:t xml:space="preserve">Historias de usuario relacionadas:</w:t>
-      </w:r>
-      <w:r>
-        <w:t xml:space="preserve"> </w:t>
-      </w:r>
-      <w:r>
-        <w:t xml:space="preserve">N/A</w:t>
-      </w:r>
-    </w:p>
-    <w:p>
-      <w:r>
-        <w:pict>
-          <v:rect style="width:0;height:1.5pt" o:hralign="center" o:hrstd="t" o:hr="t"/>
-        </w:pict>
-      </w:r>
-    </w:p>
-    <w:bookmarkEnd w:id="15"/>
-    <w:bookmarkEnd w:id="16"/>
-    <w:bookmarkStart w:id="22" w:name="conservación-e-historial"/>
-    <w:p>
-      <w:pPr>
-        <w:pStyle w:val="Heading2"/>
-      </w:pPr>
-      <w:r>
-        <w:t xml:space="preserve">Conservación e Historial</w:t>
-      </w:r>
-    </w:p>
-    <w:bookmarkStart w:id="17" w:name="X742f214444b1a2d1285bb71d838a8a8aa19a6e7"/>
-    <w:p>
-      <w:pPr>
-        <w:pStyle w:val="Heading3"/>
-      </w:pPr>
-      <w:r>
-        <w:t xml:space="preserve">RN-EST-005: Borrado Lógico de Materias (Soft Delete)</w:t>
-      </w:r>
-    </w:p>
-    <w:p>
-      <w:pPr>
-        <w:pStyle w:val="Compact"/>
-        <w:numPr>
-          <w:ilvl w:val="0"/>
-          <w:numId w:val="1013"/>
-        </w:numPr>
-      </w:pPr>
-      <w:r>
-        <w:rPr>
-          <w:b/>
-          <w:bCs/>
-        </w:rPr>
-        <w:t xml:space="preserve">Descripción:</w:t>
-      </w:r>
-      <w:r>
-        <w:t xml:space="preserve"> </w:t>
-      </w:r>
-      <w:r>
-        <w:t xml:space="preserve">La eliminación de una materia del catálogo escolar se realiza de manera lógica cambiando la columna</w:t>
-      </w:r>
-      <w:r>
-        <w:t xml:space="preserve"> </w:t>
-      </w:r>
-      <w:r>
-        <w:rPr>
-          <w:rStyle w:val="VerbatimChar"/>
-        </w:rPr>
-        <w:t xml:space="preserve">eliminada</w:t>
-      </w:r>
-      <w:r>
-        <w:t xml:space="preserve"> </w:t>
-      </w:r>
-      <w:r>
-        <w:t xml:space="preserve">(o campo correspondiente en BD) a</w:t>
-      </w:r>
-      <w:r>
-        <w:t xml:space="preserve"> </w:t>
-      </w:r>
-      <w:r>
-        <w:rPr>
-          <w:rStyle w:val="VerbatimChar"/>
-        </w:rPr>
-        <w:t xml:space="preserve">true</w:t>
-      </w:r>
-      <w:r>
-        <w:t xml:space="preserve">, manteniendo intacto su registro en base de datos.</w:t>
-      </w:r>
-    </w:p>
-    <w:p>
-      <w:pPr>
-        <w:pStyle w:val="Compact"/>
-        <w:numPr>
-          <w:ilvl w:val="0"/>
-          <w:numId w:val="1013"/>
-        </w:numPr>
-      </w:pPr>
-      <w:r>
-        <w:rPr>
-          <w:b/>
-          <w:bCs/>
-        </w:rPr>
-        <w:t xml:space="preserve">Motivo:</w:t>
-      </w:r>
-      <w:r>
-        <w:t xml:space="preserve"> </w:t>
-      </w:r>
-      <w:r>
-        <w:t xml:space="preserve">Protege el histórico de calificaciones y promedios consolidados de años anteriores; si la materia se eliminara físicamente, las notas históricas de los exalumnos quedarían huérfanas o se perderían por restricciones de integridad referencial.</w:t>
-      </w:r>
-    </w:p>
-    <w:p>
-      <w:pPr>
-        <w:pStyle w:val="Compact"/>
-        <w:numPr>
-          <w:ilvl w:val="0"/>
-          <w:numId w:val="1013"/>
-        </w:numPr>
-      </w:pPr>
-      <w:r>
-        <w:rPr>
-          <w:b/>
-          <w:bCs/>
-        </w:rPr>
-        <w:t xml:space="preserve">Módulos afectados:</w:t>
-      </w:r>
-      <w:r>
-        <w:t xml:space="preserve"> </w:t>
-      </w:r>
-      <w:r>
-        <w:t xml:space="preserve">Estructura Escolar, Calificaciones, Cierre y Boletines.</w:t>
-      </w:r>
-    </w:p>
-    <w:p>
-      <w:pPr>
-        <w:pStyle w:val="Compact"/>
-        <w:numPr>
-          <w:ilvl w:val="0"/>
-          <w:numId w:val="1013"/>
-        </w:numPr>
-      </w:pPr>
-      <w:r>
-        <w:rPr>
-          <w:b/>
-          <w:bCs/>
-        </w:rPr>
-        <w:t xml:space="preserve">Archivos donde se implementa:</w:t>
-      </w:r>
-    </w:p>
-    <w:p>
-      <w:pPr>
-        <w:pStyle w:val="Compact"/>
-        <w:numPr>
-          <w:ilvl w:val="1"/>
-          <w:numId w:val="1014"/>
-        </w:numPr>
-      </w:pPr>
-      <w:hyperlink r:id="rId9">
-        <w:r>
-          <w:rPr>
-            <w:rStyle w:val="Hyperlink"/>
-          </w:rPr>
-          <w:t xml:space="preserve">academicAdminController.ts</w:t>
-        </w:r>
-      </w:hyperlink>
-      <w:r>
-        <w:t xml:space="preserve"> </w:t>
-      </w:r>
-      <w:r>
-        <w:t xml:space="preserve">(</w:t>
-      </w:r>
-      <w:r>
-        <w:rPr>
-          <w:rStyle w:val="VerbatimChar"/>
-        </w:rPr>
-        <w:t xml:space="preserve">deleteSubject</w:t>
-      </w:r>
-      <w:r>
-        <w:t xml:space="preserve">)</w:t>
-      </w:r>
-    </w:p>
-    <w:p>
-      <w:pPr>
-        <w:pStyle w:val="Compact"/>
-        <w:numPr>
-          <w:ilvl w:val="0"/>
-          <w:numId w:val="1013"/>
-        </w:numPr>
-      </w:pPr>
-      <w:r>
-        <w:rPr>
-          <w:b/>
-          <w:bCs/>
-        </w:rPr>
-        <w:t xml:space="preserve">Endpoints relacionados:</w:t>
-      </w:r>
-    </w:p>
-    <w:p>
-      <w:pPr>
-        <w:pStyle w:val="Compact"/>
-        <w:numPr>
-          <w:ilvl w:val="1"/>
-          <w:numId w:val="1015"/>
-        </w:numPr>
-      </w:pPr>
-      <w:r>
-        <w:rPr>
-          <w:rStyle w:val="VerbatimChar"/>
-        </w:rPr>
-        <w:t xml:space="preserve">DELETE /api/academic-admin/subjects/:id</w:t>
-      </w:r>
-    </w:p>
-    <w:p>
-      <w:pPr>
-        <w:pStyle w:val="Compact"/>
-        <w:numPr>
-          <w:ilvl w:val="0"/>
-          <w:numId w:val="1013"/>
-        </w:numPr>
-      </w:pPr>
-      <w:r>
-        <w:rPr>
-          <w:b/>
-          <w:bCs/>
-        </w:rPr>
-        <w:t xml:space="preserve">Historias de usuario relacionadas:</w:t>
-      </w:r>
-      <w:r>
-        <w:t xml:space="preserve"> </w:t>
-      </w:r>
-      <w:r>
-        <w:t xml:space="preserve">HU-EST-006</w:t>
-      </w:r>
-    </w:p>
-    <w:p>
-      <w:r>
-        <w:pict>
-          <v:rect style="width:0;height:1.5pt" o:hralign="center" o:hrstd="t" o:hr="t"/>
-        </w:pict>
-      </w:r>
-    </w:p>
-    <w:bookmarkEnd w:id="17"/>
-    <w:bookmarkStart w:id="18" w:name="X483be7af59d961762ff0acb4f50c444cc4ebfd1"/>
-    <w:p>
-      <w:pPr>
-        <w:pStyle w:val="Heading3"/>
-      </w:pPr>
-      <w:r>
-        <w:t xml:space="preserve">RN-EST-006: Consistencia de Nomenclatura en Renombrado Masivo</w:t>
-      </w:r>
-    </w:p>
-    <w:p>
-      <w:pPr>
-        <w:pStyle w:val="Compact"/>
-        <w:numPr>
-          <w:ilvl w:val="0"/>
-          <w:numId w:val="1016"/>
-        </w:numPr>
-      </w:pPr>
-      <w:r>
-        <w:rPr>
-          <w:b/>
-          <w:bCs/>
-        </w:rPr>
-        <w:t xml:space="preserve">Descripción:</w:t>
-      </w:r>
-      <w:r>
-        <w:t xml:space="preserve"> </w:t>
-      </w:r>
-      <w:r>
-        <w:t xml:space="preserve">Al realizar un cambio de nombre en bloque sobre un tipo de grado, el sistema renombra automáticamente todos los grupos dependientes concatenando el nuevo prefijo con el sufijo identificador del salón (ej. cambiar</w:t>
-      </w:r>
-      <w:r>
-        <w:t xml:space="preserve"> </w:t>
-      </w:r>
-      <w:r>
-        <w:t xml:space="preserve">“1ro”</w:t>
-      </w:r>
-      <w:r>
-        <w:t xml:space="preserve"> </w:t>
-      </w:r>
-      <w:r>
-        <w:t xml:space="preserve">a</w:t>
-      </w:r>
-      <w:r>
-        <w:t xml:space="preserve"> </w:t>
-      </w:r>
-      <w:r>
-        <w:t xml:space="preserve">“Primero”</w:t>
-      </w:r>
-      <w:r>
-        <w:t xml:space="preserve"> </w:t>
-      </w:r>
-      <w:r>
-        <w:t xml:space="preserve">cambia</w:t>
-      </w:r>
-      <w:r>
-        <w:t xml:space="preserve"> </w:t>
-      </w:r>
-      <w:r>
-        <w:t xml:space="preserve">“1ro A”</w:t>
-      </w:r>
-      <w:r>
-        <w:t xml:space="preserve"> </w:t>
-      </w:r>
-      <w:r>
-        <w:t xml:space="preserve">a</w:t>
-      </w:r>
-      <w:r>
-        <w:t xml:space="preserve"> </w:t>
-      </w:r>
-      <w:r>
-        <w:t xml:space="preserve">“Primero A”</w:t>
-      </w:r>
-      <w:r>
-        <w:t xml:space="preserve"> </w:t>
-      </w:r>
-      <w:r>
-        <w:t xml:space="preserve">y</w:t>
-      </w:r>
-      <w:r>
-        <w:t xml:space="preserve"> </w:t>
-      </w:r>
-      <w:r>
-        <w:t xml:space="preserve">“1ro B”</w:t>
-      </w:r>
-      <w:r>
-        <w:t xml:space="preserve"> </w:t>
-      </w:r>
-      <w:r>
-        <w:t xml:space="preserve">a</w:t>
-      </w:r>
-      <w:r>
-        <w:t xml:space="preserve"> </w:t>
-      </w:r>
-      <w:r>
-        <w:t xml:space="preserve">“Primero B”</w:t>
-      </w:r>
-      <w:r>
-        <w:t xml:space="preserve">).</w:t>
-      </w:r>
-    </w:p>
-    <w:p>
-      <w:pPr>
-        <w:pStyle w:val="Compact"/>
-        <w:numPr>
-          <w:ilvl w:val="0"/>
-          <w:numId w:val="1016"/>
-        </w:numPr>
-      </w:pPr>
-      <w:r>
-        <w:rPr>
-          <w:b/>
-          <w:bCs/>
-        </w:rPr>
-        <w:t xml:space="preserve">Motivo:</w:t>
-      </w:r>
-      <w:r>
-        <w:t xml:space="preserve"> </w:t>
-      </w:r>
-      <w:r>
-        <w:t xml:space="preserve">Mantiene la consistencia de nomenclatura del colegio de forma automática y evita que los grupos queden identificados con nombres discordantes.</w:t>
-      </w:r>
-    </w:p>
-    <w:p>
-      <w:pPr>
-        <w:pStyle w:val="Compact"/>
-        <w:numPr>
-          <w:ilvl w:val="0"/>
-          <w:numId w:val="1016"/>
-        </w:numPr>
-      </w:pPr>
-      <w:r>
-        <w:rPr>
-          <w:b/>
-          <w:bCs/>
-        </w:rPr>
-        <w:t xml:space="preserve">Módulos afectados:</w:t>
-      </w:r>
-      <w:r>
-        <w:t xml:space="preserve"> </w:t>
-      </w:r>
-      <w:r>
-        <w:t xml:space="preserve">Estructura Escolar.</w:t>
-      </w:r>
-    </w:p>
-    <w:p>
-      <w:pPr>
-        <w:pStyle w:val="Compact"/>
-        <w:numPr>
-          <w:ilvl w:val="0"/>
-          <w:numId w:val="1016"/>
-        </w:numPr>
-      </w:pPr>
-      <w:r>
-        <w:rPr>
-          <w:b/>
-          <w:bCs/>
-        </w:rPr>
-        <w:t xml:space="preserve">Archivos donde se implementa:</w:t>
-      </w:r>
-    </w:p>
-    <w:p>
-      <w:pPr>
-        <w:pStyle w:val="Compact"/>
-        <w:numPr>
-          <w:ilvl w:val="1"/>
-          <w:numId w:val="1017"/>
-        </w:numPr>
-      </w:pPr>
-      <w:hyperlink r:id="rId9">
-        <w:r>
-          <w:rPr>
-            <w:rStyle w:val="Hyperlink"/>
-          </w:rPr>
-          <w:t xml:space="preserve">academicAdminController.ts</w:t>
-        </w:r>
-      </w:hyperlink>
-      <w:r>
-        <w:t xml:space="preserve"> </w:t>
-      </w:r>
-      <w:r>
-        <w:t xml:space="preserve">(</w:t>
-      </w:r>
-      <w:r>
-        <w:rPr>
-          <w:rStyle w:val="VerbatimChar"/>
-        </w:rPr>
-        <w:t xml:space="preserve">bulkRenameCourses</w:t>
-      </w:r>
-      <w:r>
-        <w:t xml:space="preserve">)</w:t>
-      </w:r>
-    </w:p>
-    <w:p>
-      <w:pPr>
-        <w:pStyle w:val="Compact"/>
-        <w:numPr>
-          <w:ilvl w:val="0"/>
-          <w:numId w:val="1016"/>
-        </w:numPr>
-      </w:pPr>
-      <w:r>
-        <w:rPr>
-          <w:b/>
-          <w:bCs/>
-        </w:rPr>
-        <w:t xml:space="preserve">Endpoints relacionados:</w:t>
-      </w:r>
-    </w:p>
-    <w:p>
-      <w:pPr>
-        <w:pStyle w:val="Compact"/>
-        <w:numPr>
-          <w:ilvl w:val="1"/>
-          <w:numId w:val="1018"/>
-        </w:numPr>
-      </w:pPr>
-      <w:r>
-        <w:rPr>
-          <w:rStyle w:val="VerbatimChar"/>
-        </w:rPr>
-        <w:t xml:space="preserve">PATCH /api/academic-admin/grade-types/:id/bulk-rename</w:t>
-      </w:r>
-    </w:p>
-    <w:p>
-      <w:pPr>
-        <w:pStyle w:val="Compact"/>
-        <w:numPr>
-          <w:ilvl w:val="0"/>
-          <w:numId w:val="1016"/>
-        </w:numPr>
-      </w:pPr>
-      <w:r>
-        <w:rPr>
-          <w:b/>
-          <w:bCs/>
-        </w:rPr>
-        <w:t xml:space="preserve">Historias de usuario relacionadas:</w:t>
-      </w:r>
-      <w:r>
-        <w:t xml:space="preserve"> </w:t>
-      </w:r>
-      <w:r>
-        <w:t xml:space="preserve">HU-EST-004</w:t>
-      </w:r>
-    </w:p>
-    <w:p>
-      <w:r>
-        <w:pict>
-          <v:rect style="width:0;height:1.5pt" o:hralign="center" o:hrstd="t" o:hr="t"/>
-        </w:pict>
-      </w:r>
-    </w:p>
-    <w:bookmarkEnd w:id="18"/>
-    <w:bookmarkStart w:id="21" w:name="X59e4df21aaa5e385c73b6365a747052237d5b49"/>
-    <w:p>
-      <w:pPr>
-        <w:pStyle w:val="Heading3"/>
-      </w:pPr>
-      <w:r>
-        <w:t xml:space="preserve">RN-EST-007: Validación Estricta de Nombres de Grados (Anti-Duplicados Fonéticos)</w:t>
-      </w:r>
-    </w:p>
-    <w:p>
-      <w:pPr>
-        <w:pStyle w:val="Compact"/>
-        <w:numPr>
-          <w:ilvl w:val="0"/>
-          <w:numId w:val="1019"/>
-        </w:numPr>
-      </w:pPr>
-      <w:r>
-        <w:rPr>
-          <w:b/>
-          <w:bCs/>
-        </w:rPr>
-        <w:t xml:space="preserve">Descripción:</w:t>
-      </w:r>
-      <w:r>
-        <w:t xml:space="preserve"> </w:t>
-      </w:r>
-      <w:r>
-        <w:t xml:space="preserve">Al crear un nuevo tipo de grado, el sistema normaliza el nombre ingresado antes de compararlo contra los grados existentes del colegio. La normalización incluye: eliminar acentos, remover prefijos comunes (</w:t>
-      </w:r>
-      <w:r>
-        <w:rPr>
-          <w:rStyle w:val="VerbatimChar"/>
-        </w:rPr>
-        <w:t xml:space="preserve">GRADO</w:t>
-      </w:r>
-      <w:r>
-        <w:t xml:space="preserve">,</w:t>
-      </w:r>
-      <w:r>
-        <w:t xml:space="preserve"> </w:t>
-      </w:r>
-      <w:r>
-        <w:rPr>
-          <w:rStyle w:val="VerbatimChar"/>
-        </w:rPr>
-        <w:t xml:space="preserve">NIVEL</w:t>
-      </w:r>
-      <w:r>
-        <w:t xml:space="preserve">), convertir ordinales numéricos (</w:t>
-      </w:r>
-      <w:r>
-        <w:rPr>
-          <w:rStyle w:val="VerbatimChar"/>
-        </w:rPr>
-        <w:t xml:space="preserve">6°</w:t>
-      </w:r>
-      <w:r>
-        <w:t xml:space="preserve">,</w:t>
-      </w:r>
-      <w:r>
-        <w:t xml:space="preserve"> </w:t>
-      </w:r>
-      <w:r>
-        <w:rPr>
-          <w:rStyle w:val="VerbatimChar"/>
-        </w:rPr>
-        <w:t xml:space="preserve">6</w:t>
-      </w:r>
-      <w:r>
-        <w:t xml:space="preserve">) a su forma escrita (</w:t>
-      </w:r>
-      <w:r>
-        <w:rPr>
-          <w:rStyle w:val="VerbatimChar"/>
-        </w:rPr>
-        <w:t xml:space="preserve">SEXTO</w:t>
-      </w:r>
-      <w:r>
-        <w:t xml:space="preserve">), y colapsar letras consecutivas duplicadas (</w:t>
-      </w:r>
-      <w:r>
-        <w:rPr>
-          <w:rStyle w:val="VerbatimChar"/>
-        </w:rPr>
-        <w:t xml:space="preserve">SEXXTO</w:t>
-      </w:r>
-      <w:r>
-        <w:t xml:space="preserve"> </w:t>
-      </w:r>
-      <w:r>
-        <w:t xml:space="preserve">→</w:t>
-      </w:r>
-      <w:r>
-        <w:t xml:space="preserve"> </w:t>
-      </w:r>
-      <w:r>
-        <w:rPr>
-          <w:rStyle w:val="VerbatimChar"/>
-        </w:rPr>
-        <w:t xml:space="preserve">SEXTO</w:t>
-      </w:r>
-      <w:r>
-        <w:t xml:space="preserve">). Si el nombre normalizado coincide con algún grado ya registrado en el mismo colegio, la operación se rechaza con HTTP 409.</w:t>
-      </w:r>
-    </w:p>
-    <w:p>
-      <w:pPr>
-        <w:pStyle w:val="Compact"/>
-        <w:numPr>
-          <w:ilvl w:val="0"/>
-          <w:numId w:val="1019"/>
-        </w:numPr>
-      </w:pPr>
-      <w:r>
-        <w:rPr>
-          <w:b/>
-          <w:bCs/>
-        </w:rPr>
-        <w:t xml:space="preserve">Motivo:</w:t>
-      </w:r>
-      <w:r>
-        <w:t xml:space="preserve"> </w:t>
-      </w:r>
-      <w:r>
-        <w:t xml:space="preserve">Evita que existan múltiples tipos de grado que representen el mismo nivel pero con nombres ortográficamente distintos (ej.</w:t>
-      </w:r>
-      <w:r>
-        <w:t xml:space="preserve"> </w:t>
-      </w:r>
-      <w:r>
-        <w:rPr>
-          <w:rStyle w:val="VerbatimChar"/>
-        </w:rPr>
-        <w:t xml:space="preserve">SEXTO</w:t>
-      </w:r>
-      <w:r>
-        <w:t xml:space="preserve">,</w:t>
-      </w:r>
-      <w:r>
-        <w:t xml:space="preserve"> </w:t>
-      </w:r>
-      <w:r>
-        <w:rPr>
-          <w:rStyle w:val="VerbatimChar"/>
-        </w:rPr>
-        <w:t xml:space="preserve">6°</w:t>
-      </w:r>
-      <w:r>
-        <w:t xml:space="preserve">,</w:t>
-      </w:r>
-      <w:r>
-        <w:t xml:space="preserve"> </w:t>
-      </w:r>
-      <w:r>
-        <w:rPr>
-          <w:rStyle w:val="VerbatimChar"/>
-        </w:rPr>
-        <w:t xml:space="preserve">GRADO SEXTO</w:t>
-      </w:r>
-      <w:r>
-        <w:t xml:space="preserve">,</w:t>
-      </w:r>
-      <w:r>
-        <w:t xml:space="preserve"> </w:t>
-      </w:r>
-      <w:r>
-        <w:rPr>
-          <w:rStyle w:val="VerbatimChar"/>
-        </w:rPr>
-        <w:t xml:space="preserve">SEXXTO</w:t>
-      </w:r>
-      <w:r>
-        <w:t xml:space="preserve">), lo cual generaría inconsistencias en matrículas, asignaciones académicas y reportes. El control es tanto en backend (fuente de verdad) como en el cliente (validación en tiempo real).</w:t>
-      </w:r>
-    </w:p>
-    <w:p>
-      <w:pPr>
-        <w:pStyle w:val="Compact"/>
-        <w:numPr>
-          <w:ilvl w:val="0"/>
-          <w:numId w:val="1019"/>
-        </w:numPr>
-      </w:pPr>
-      <w:r>
-        <w:rPr>
-          <w:b/>
-          <w:bCs/>
-        </w:rPr>
-        <w:t xml:space="preserve">Módulos afectados:</w:t>
-      </w:r>
-      <w:r>
-        <w:t xml:space="preserve"> </w:t>
-      </w:r>
-      <w:r>
-        <w:t xml:space="preserve">Estructura Escolar, Matrículas, Configuración Académica.</w:t>
-      </w:r>
-    </w:p>
-    <w:p>
-      <w:pPr>
-        <w:pStyle w:val="Compact"/>
-        <w:numPr>
-          <w:ilvl w:val="0"/>
-          <w:numId w:val="1019"/>
-        </w:numPr>
-      </w:pPr>
-      <w:r>
-        <w:rPr>
-          <w:b/>
-          <w:bCs/>
-        </w:rPr>
-        <w:t xml:space="preserve">Archivos donde se implementa:</w:t>
-      </w:r>
-    </w:p>
-    <w:p>
-      <w:pPr>
-        <w:pStyle w:val="Compact"/>
-        <w:numPr>
-          <w:ilvl w:val="1"/>
-          <w:numId w:val="1020"/>
-        </w:numPr>
-      </w:pPr>
-      <w:hyperlink r:id="rId19">
+      <w:hyperlink r:id="rId11">
         <w:r>
           <w:rPr>
             <w:rStyle w:val="Hyperlink"/>
@@ -1673,40 +483,13 @@
           <w:t xml:space="preserve">gradeNormalization.ts</w:t>
         </w:r>
       </w:hyperlink>
-      <w:r>
-        <w:t xml:space="preserve"> </w:t>
-      </w:r>
-      <w:r>
-        <w:t xml:space="preserve">(</w:t>
-      </w:r>
-      <w:r>
-        <w:rPr>
-          <w:rStyle w:val="VerbatimChar"/>
-        </w:rPr>
-        <w:t xml:space="preserve">normalizeGradeName</w:t>
-      </w:r>
-      <w:r>
-        <w:t xml:space="preserve">,</w:t>
-      </w:r>
-      <w:r>
-        <w:t xml:space="preserve"> </w:t>
-      </w:r>
-      <w:r>
-        <w:rPr>
-          <w:rStyle w:val="VerbatimChar"/>
-        </w:rPr>
-        <w:t xml:space="preserve">isDuplicateOrSimilarGrade</w:t>
-      </w:r>
-      <w:r>
-        <w:t xml:space="preserve">)</w:t>
-      </w:r>
     </w:p>
     <w:p>
       <w:pPr>
         <w:pStyle w:val="Compact"/>
         <w:numPr>
           <w:ilvl w:val="1"/>
-          <w:numId w:val="1020"/>
+          <w:numId w:val="1005"/>
         </w:numPr>
       </w:pPr>
       <w:hyperlink r:id="rId9">
@@ -1714,7 +497,7 @@
           <w:rPr>
             <w:rStyle w:val="Hyperlink"/>
           </w:rPr>
-          <w:t xml:space="preserve">academicAdminController.ts</w:t>
+          <w:t xml:space="preserve">gradeGroupController.ts</w:t>
         </w:r>
       </w:hyperlink>
       <w:r>
@@ -1737,11 +520,240 @@
       <w:pPr>
         <w:pStyle w:val="Compact"/>
         <w:numPr>
+          <w:ilvl w:val="0"/>
+          <w:numId w:val="1004"/>
+        </w:numPr>
+      </w:pPr>
+      <w:r>
+        <w:rPr>
+          <w:b/>
+          <w:bCs/>
+        </w:rPr>
+        <w:t xml:space="preserve">Endpoints relacionados:</w:t>
+      </w:r>
+    </w:p>
+    <w:p>
+      <w:pPr>
+        <w:pStyle w:val="Compact"/>
+        <w:numPr>
           <w:ilvl w:val="1"/>
-          <w:numId w:val="1020"/>
-        </w:numPr>
-      </w:pPr>
-      <w:hyperlink r:id="rId20">
+          <w:numId w:val="1006"/>
+        </w:numPr>
+      </w:pPr>
+      <w:r>
+        <w:rPr>
+          <w:rStyle w:val="VerbatimChar"/>
+        </w:rPr>
+        <w:t xml:space="preserve">POST /api/academic-admin/grade-types</w:t>
+      </w:r>
+    </w:p>
+    <w:p>
+      <w:pPr>
+        <w:pStyle w:val="Compact"/>
+        <w:numPr>
+          <w:ilvl w:val="0"/>
+          <w:numId w:val="1004"/>
+        </w:numPr>
+      </w:pPr>
+      <w:r>
+        <w:rPr>
+          <w:b/>
+          <w:bCs/>
+        </w:rPr>
+        <w:t xml:space="preserve">Historias de usuario relacionadas:</w:t>
+      </w:r>
+      <w:r>
+        <w:t xml:space="preserve"> </w:t>
+      </w:r>
+      <w:r>
+        <w:t xml:space="preserve">HU-EST-002</w:t>
+      </w:r>
+    </w:p>
+    <w:p>
+      <w:r>
+        <w:pict>
+          <v:rect style="width:0;height:1.5pt" o:hralign="center" o:hrstd="t" o:hr="t"/>
+        </w:pict>
+      </w:r>
+    </w:p>
+    <w:bookmarkEnd w:id="12"/>
+    <w:bookmarkEnd w:id="13"/>
+    <w:bookmarkStart w:id="18" w:name="aforos-cupos-y-eliminaciones-protegidas"/>
+    <w:p>
+      <w:pPr>
+        <w:pStyle w:val="Heading2"/>
+      </w:pPr>
+      <w:r>
+        <w:t xml:space="preserve">2. Aforos, Cupos y Eliminaciones Protegidas</w:t>
+      </w:r>
+    </w:p>
+    <w:bookmarkStart w:id="15" w:name="Xbda86673ea2cf22a8fc82d5083462c2f021c590"/>
+    <w:p>
+      <w:pPr>
+        <w:pStyle w:val="Heading3"/>
+      </w:pPr>
+      <w:r>
+        <w:t xml:space="preserve">RN-EST-003: Protección de Capacidad y Bloqueo de Reducción de Cupos</w:t>
+      </w:r>
+    </w:p>
+    <w:p>
+      <w:pPr>
+        <w:pStyle w:val="Compact"/>
+        <w:numPr>
+          <w:ilvl w:val="0"/>
+          <w:numId w:val="1007"/>
+        </w:numPr>
+      </w:pPr>
+      <w:r>
+        <w:rPr>
+          <w:b/>
+          <w:bCs/>
+        </w:rPr>
+        <w:t xml:space="preserve">Descripción:</w:t>
+      </w:r>
+      <w:r>
+        <w:t xml:space="preserve"> </w:t>
+      </w:r>
+      <w:r>
+        <w:t xml:space="preserve">Al actualizar la capacidad de cupos de un curso (</w:t>
+      </w:r>
+      <w:r>
+        <w:rPr>
+          <w:rStyle w:val="VerbatimChar"/>
+        </w:rPr>
+        <w:t xml:space="preserve">updateGroupCupos</w:t>
+      </w:r>
+      <w:r>
+        <w:t xml:space="preserve">), el sistema consulta en tiempo real el número de estudiantes con matrícula en estado diferente de cancelada/rechazada (</w:t>
+      </w:r>
+      <w:r>
+        <w:rPr>
+          <w:rStyle w:val="VerbatimChar"/>
+        </w:rPr>
+        <w:t xml:space="preserve">matriculadosActuales</w:t>
+      </w:r>
+      <w:r>
+        <w:t xml:space="preserve">). Si el nuevo valor de</w:t>
+      </w:r>
+      <w:r>
+        <w:t xml:space="preserve"> </w:t>
+      </w:r>
+      <w:r>
+        <w:rPr>
+          <w:rStyle w:val="VerbatimChar"/>
+        </w:rPr>
+        <w:t xml:space="preserve">cupos_totales</w:t>
+      </w:r>
+      <w:r>
+        <w:t xml:space="preserve"> </w:t>
+      </w:r>
+      <w:r>
+        <w:t xml:space="preserve">es estrictamente menor a</w:t>
+      </w:r>
+      <w:r>
+        <w:t xml:space="preserve"> </w:t>
+      </w:r>
+      <w:r>
+        <w:rPr>
+          <w:rStyle w:val="VerbatimChar"/>
+        </w:rPr>
+        <w:t xml:space="preserve">matriculadosActuales</w:t>
+      </w:r>
+      <w:r>
+        <w:t xml:space="preserve">, el backend rechaza la operación con error</w:t>
+      </w:r>
+      <w:r>
+        <w:t xml:space="preserve"> </w:t>
+      </w:r>
+      <w:r>
+        <w:rPr>
+          <w:rStyle w:val="VerbatimChar"/>
+        </w:rPr>
+        <w:t xml:space="preserve">400 Bad Request</w:t>
+      </w:r>
+      <w:r>
+        <w:t xml:space="preserve">.</w:t>
+      </w:r>
+    </w:p>
+    <w:p>
+      <w:pPr>
+        <w:pStyle w:val="Compact"/>
+        <w:numPr>
+          <w:ilvl w:val="0"/>
+          <w:numId w:val="1007"/>
+        </w:numPr>
+      </w:pPr>
+      <w:r>
+        <w:rPr>
+          <w:b/>
+          <w:bCs/>
+        </w:rPr>
+        <w:t xml:space="preserve">Motivo:</w:t>
+      </w:r>
+      <w:r>
+        <w:t xml:space="preserve"> </w:t>
+      </w:r>
+      <w:r>
+        <w:t xml:space="preserve">Evita dejar en sobrecupo o en inconsistencia administrativa a alumnos ya matriculados en el curso.</w:t>
+      </w:r>
+    </w:p>
+    <w:p>
+      <w:pPr>
+        <w:pStyle w:val="Compact"/>
+        <w:numPr>
+          <w:ilvl w:val="0"/>
+          <w:numId w:val="1007"/>
+        </w:numPr>
+      </w:pPr>
+      <w:r>
+        <w:rPr>
+          <w:b/>
+          <w:bCs/>
+        </w:rPr>
+        <w:t xml:space="preserve">Archivos donde se implementa:</w:t>
+      </w:r>
+    </w:p>
+    <w:p>
+      <w:pPr>
+        <w:pStyle w:val="Compact"/>
+        <w:numPr>
+          <w:ilvl w:val="1"/>
+          <w:numId w:val="1008"/>
+        </w:numPr>
+      </w:pPr>
+      <w:hyperlink r:id="rId9">
+        <w:r>
+          <w:rPr>
+            <w:rStyle w:val="Hyperlink"/>
+          </w:rPr>
+          <w:t xml:space="preserve">gradeGroupController.ts</w:t>
+        </w:r>
+      </w:hyperlink>
+      <w:r>
+        <w:t xml:space="preserve"> </w:t>
+      </w:r>
+      <w:r>
+        <w:t xml:space="preserve">(</w:t>
+      </w:r>
+      <w:r>
+        <w:rPr>
+          <w:rStyle w:val="VerbatimChar"/>
+        </w:rPr>
+        <w:t xml:space="preserve">updateGroupCupos</w:t>
+      </w:r>
+      <w:r>
+        <w:t xml:space="preserve">)</w:t>
+      </w:r>
+    </w:p>
+    <w:p>
+      <w:pPr>
+        <w:pStyle w:val="Compact"/>
+        <w:numPr>
+          <w:ilvl w:val="1"/>
+          <w:numId w:val="1008"/>
+        </w:numPr>
+      </w:pPr>
+      <w:hyperlink r:id="rId14">
         <w:r>
           <w:rPr>
             <w:rStyle w:val="Hyperlink"/>
@@ -1749,27 +761,991 @@
           <w:t xml:space="preserve">GradeManagement.vue</w:t>
         </w:r>
       </w:hyperlink>
-      <w:r>
-        <w:t xml:space="preserve"> </w:t>
-      </w:r>
-      <w:r>
-        <w:t xml:space="preserve">(validación en tiempo real en el cliente)</w:t>
-      </w:r>
-    </w:p>
-    <w:p>
-      <w:pPr>
-        <w:pStyle w:val="Compact"/>
-        <w:numPr>
-          <w:ilvl w:val="0"/>
+    </w:p>
+    <w:p>
+      <w:pPr>
+        <w:pStyle w:val="Compact"/>
+        <w:numPr>
+          <w:ilvl w:val="0"/>
+          <w:numId w:val="1007"/>
+        </w:numPr>
+      </w:pPr>
+      <w:r>
+        <w:rPr>
+          <w:b/>
+          <w:bCs/>
+        </w:rPr>
+        <w:t xml:space="preserve">Endpoints relacionados:</w:t>
+      </w:r>
+    </w:p>
+    <w:p>
+      <w:pPr>
+        <w:pStyle w:val="Compact"/>
+        <w:numPr>
+          <w:ilvl w:val="1"/>
+          <w:numId w:val="1009"/>
+        </w:numPr>
+      </w:pPr>
+      <w:r>
+        <w:rPr>
+          <w:rStyle w:val="VerbatimChar"/>
+        </w:rPr>
+        <w:t xml:space="preserve">PATCH /api/academic-admin/groups/:id/cupos</w:t>
+      </w:r>
+    </w:p>
+    <w:p>
+      <w:pPr>
+        <w:pStyle w:val="Compact"/>
+        <w:numPr>
+          <w:ilvl w:val="0"/>
+          <w:numId w:val="1007"/>
+        </w:numPr>
+      </w:pPr>
+      <w:r>
+        <w:rPr>
+          <w:b/>
+          <w:bCs/>
+        </w:rPr>
+        <w:t xml:space="preserve">Historias de usuario relacionadas:</w:t>
+      </w:r>
+      <w:r>
+        <w:t xml:space="preserve"> </w:t>
+      </w:r>
+      <w:r>
+        <w:t xml:space="preserve">HU-EST-003</w:t>
+      </w:r>
+    </w:p>
+    <w:p>
+      <w:r>
+        <w:pict>
+          <v:rect style="width:0;height:1.5pt" o:hralign="center" o:hrstd="t" o:hr="t"/>
+        </w:pict>
+      </w:r>
+    </w:p>
+    <w:bookmarkEnd w:id="15"/>
+    <w:bookmarkStart w:id="16" w:name="X98070218f8e4d3b5d6cdd52a96ea5cffeaab65d"/>
+    <w:p>
+      <w:pPr>
+        <w:pStyle w:val="Heading3"/>
+      </w:pPr>
+      <w:r>
+        <w:t xml:space="preserve">RN-EST-004: Eliminación Protegida de Tipos de Grado con Reporte de Impacto</w:t>
+      </w:r>
+    </w:p>
+    <w:p>
+      <w:pPr>
+        <w:pStyle w:val="Compact"/>
+        <w:numPr>
+          <w:ilvl w:val="0"/>
+          <w:numId w:val="1010"/>
+        </w:numPr>
+      </w:pPr>
+      <w:r>
+        <w:rPr>
+          <w:b/>
+          <w:bCs/>
+        </w:rPr>
+        <w:t xml:space="preserve">Descripción:</w:t>
+      </w:r>
+      <w:r>
+        <w:t xml:space="preserve"> </w:t>
+      </w:r>
+      <w:r>
+        <w:t xml:space="preserve">Un tipo de grado no puede eliminarse si cuenta con al menos un curso físico asociado, matrículas vinculadas o asignaciones académicas docentes. Si existen dependencias, el backend responde con error</w:t>
+      </w:r>
+      <w:r>
+        <w:t xml:space="preserve"> </w:t>
+      </w:r>
+      <w:r>
+        <w:rPr>
+          <w:rStyle w:val="VerbatimChar"/>
+        </w:rPr>
+        <w:t xml:space="preserve">409 Conflict</w:t>
+      </w:r>
+      <w:r>
+        <w:t xml:space="preserve"> </w:t>
+      </w:r>
+      <w:r>
+        <w:t xml:space="preserve">y entrega un objeto</w:t>
+      </w:r>
+      <w:r>
+        <w:t xml:space="preserve"> </w:t>
+      </w:r>
+      <w:r>
+        <w:rPr>
+          <w:rStyle w:val="VerbatimChar"/>
+        </w:rPr>
+        <w:t xml:space="preserve">impact</w:t>
+      </w:r>
+      <w:r>
+        <w:t xml:space="preserve"> </w:t>
+      </w:r>
+      <w:r>
+        <w:t xml:space="preserve">con el recuento exacto de</w:t>
+      </w:r>
+      <w:r>
+        <w:t xml:space="preserve"> </w:t>
+      </w:r>
+      <w:r>
+        <w:rPr>
+          <w:rStyle w:val="VerbatimChar"/>
+        </w:rPr>
+        <w:t xml:space="preserve">cursos_count</w:t>
+      </w:r>
+      <w:r>
+        <w:t xml:space="preserve">,</w:t>
+      </w:r>
+      <w:r>
+        <w:t xml:space="preserve"> </w:t>
+      </w:r>
+      <w:r>
+        <w:rPr>
+          <w:rStyle w:val="VerbatimChar"/>
+        </w:rPr>
+        <w:t xml:space="preserve">matriculas_count</w:t>
+      </w:r>
+      <w:r>
+        <w:t xml:space="preserve"> </w:t>
+      </w:r>
+      <w:r>
+        <w:t xml:space="preserve">y</w:t>
+      </w:r>
+      <w:r>
+        <w:t xml:space="preserve"> </w:t>
+      </w:r>
+      <w:r>
+        <w:rPr>
+          <w:rStyle w:val="VerbatimChar"/>
+        </w:rPr>
+        <w:t xml:space="preserve">asignaciones_count</w:t>
+      </w:r>
+      <w:r>
+        <w:t xml:space="preserve">.</w:t>
+      </w:r>
+    </w:p>
+    <w:p>
+      <w:pPr>
+        <w:pStyle w:val="Compact"/>
+        <w:numPr>
+          <w:ilvl w:val="0"/>
+          <w:numId w:val="1010"/>
+        </w:numPr>
+      </w:pPr>
+      <w:r>
+        <w:rPr>
+          <w:b/>
+          <w:bCs/>
+        </w:rPr>
+        <w:t xml:space="preserve">Motivo:</w:t>
+      </w:r>
+      <w:r>
+        <w:t xml:space="preserve"> </w:t>
+      </w:r>
+      <w:r>
+        <w:t xml:space="preserve">Preserva la integridad referencial y previene la pérdida accidental de expedientes escolares.</w:t>
+      </w:r>
+    </w:p>
+    <w:p>
+      <w:pPr>
+        <w:pStyle w:val="Compact"/>
+        <w:numPr>
+          <w:ilvl w:val="0"/>
+          <w:numId w:val="1010"/>
+        </w:numPr>
+      </w:pPr>
+      <w:r>
+        <w:rPr>
+          <w:b/>
+          <w:bCs/>
+        </w:rPr>
+        <w:t xml:space="preserve">Archivos donde se implementa:</w:t>
+      </w:r>
+    </w:p>
+    <w:p>
+      <w:pPr>
+        <w:pStyle w:val="Compact"/>
+        <w:numPr>
+          <w:ilvl w:val="1"/>
+          <w:numId w:val="1011"/>
+        </w:numPr>
+      </w:pPr>
+      <w:hyperlink r:id="rId9">
+        <w:r>
+          <w:rPr>
+            <w:rStyle w:val="Hyperlink"/>
+          </w:rPr>
+          <w:t xml:space="preserve">gradeGroupController.ts</w:t>
+        </w:r>
+      </w:hyperlink>
+      <w:r>
+        <w:t xml:space="preserve"> </w:t>
+      </w:r>
+      <w:r>
+        <w:t xml:space="preserve">(</w:t>
+      </w:r>
+      <w:r>
+        <w:rPr>
+          <w:rStyle w:val="VerbatimChar"/>
+        </w:rPr>
+        <w:t xml:space="preserve">deleteGradeType</w:t>
+      </w:r>
+      <w:r>
+        <w:t xml:space="preserve">)</w:t>
+      </w:r>
+    </w:p>
+    <w:p>
+      <w:pPr>
+        <w:pStyle w:val="Compact"/>
+        <w:numPr>
+          <w:ilvl w:val="0"/>
+          <w:numId w:val="1010"/>
+        </w:numPr>
+      </w:pPr>
+      <w:r>
+        <w:rPr>
+          <w:b/>
+          <w:bCs/>
+        </w:rPr>
+        <w:t xml:space="preserve">Endpoints relacionados:</w:t>
+      </w:r>
+    </w:p>
+    <w:p>
+      <w:pPr>
+        <w:pStyle w:val="Compact"/>
+        <w:numPr>
+          <w:ilvl w:val="1"/>
+          <w:numId w:val="1012"/>
+        </w:numPr>
+      </w:pPr>
+      <w:r>
+        <w:rPr>
+          <w:rStyle w:val="VerbatimChar"/>
+        </w:rPr>
+        <w:t xml:space="preserve">DELETE /api/academic-admin/grade-types/:id</w:t>
+      </w:r>
+    </w:p>
+    <w:p>
+      <w:pPr>
+        <w:pStyle w:val="Compact"/>
+        <w:numPr>
+          <w:ilvl w:val="0"/>
+          <w:numId w:val="1010"/>
+        </w:numPr>
+      </w:pPr>
+      <w:r>
+        <w:rPr>
+          <w:b/>
+          <w:bCs/>
+        </w:rPr>
+        <w:t xml:space="preserve">Historias de usuario relacionadas:</w:t>
+      </w:r>
+      <w:r>
+        <w:t xml:space="preserve"> </w:t>
+      </w:r>
+      <w:r>
+        <w:t xml:space="preserve">HU-EST-002</w:t>
+      </w:r>
+    </w:p>
+    <w:p>
+      <w:r>
+        <w:pict>
+          <v:rect style="width:0;height:1.5pt" o:hralign="center" o:hrstd="t" o:hr="t"/>
+        </w:pict>
+      </w:r>
+    </w:p>
+    <w:bookmarkEnd w:id="16"/>
+    <w:bookmarkStart w:id="17" w:name="X517305ba41b0582ce12d29e3d70d4a6e4bf915e"/>
+    <w:p>
+      <w:pPr>
+        <w:pStyle w:val="Heading3"/>
+      </w:pPr>
+      <w:r>
+        <w:t xml:space="preserve">RN-EST-005: Eliminación Protegida de Cursos Físicos</w:t>
+      </w:r>
+    </w:p>
+    <w:p>
+      <w:pPr>
+        <w:pStyle w:val="Compact"/>
+        <w:numPr>
+          <w:ilvl w:val="0"/>
+          <w:numId w:val="1013"/>
+        </w:numPr>
+      </w:pPr>
+      <w:r>
+        <w:rPr>
+          <w:b/>
+          <w:bCs/>
+        </w:rPr>
+        <w:t xml:space="preserve">Descripción:</w:t>
+      </w:r>
+      <w:r>
+        <w:t xml:space="preserve"> </w:t>
+      </w:r>
+      <w:r>
+        <w:t xml:space="preserve">Un grupo/curso físico no puede eliminarse si tiene matrículas asociadas, asignaciones en</w:t>
+      </w:r>
+      <w:r>
+        <w:t xml:space="preserve"> </w:t>
+      </w:r>
+      <w:r>
+        <w:rPr>
+          <w:rStyle w:val="VerbatimChar"/>
+        </w:rPr>
+        <w:t xml:space="preserve">detalle_grados</w:t>
+      </w:r>
+      <w:r>
+        <w:t xml:space="preserve"> </w:t>
+      </w:r>
+      <w:r>
+        <w:t xml:space="preserve">o competencias pedagógicas registradas. El backend evalúa estas relaciones y retorna</w:t>
+      </w:r>
+      <w:r>
+        <w:t xml:space="preserve"> </w:t>
+      </w:r>
+      <w:r>
+        <w:rPr>
+          <w:rStyle w:val="VerbatimChar"/>
+        </w:rPr>
+        <w:t xml:space="preserve">409 Conflict</w:t>
+      </w:r>
+      <w:r>
+        <w:t xml:space="preserve"> </w:t>
+      </w:r>
+      <w:r>
+        <w:t xml:space="preserve">con las métricas de impacto si existen datos activos.</w:t>
+      </w:r>
+    </w:p>
+    <w:p>
+      <w:pPr>
+        <w:pStyle w:val="Compact"/>
+        <w:numPr>
+          <w:ilvl w:val="0"/>
+          <w:numId w:val="1013"/>
+        </w:numPr>
+      </w:pPr>
+      <w:r>
+        <w:rPr>
+          <w:b/>
+          <w:bCs/>
+        </w:rPr>
+        <w:t xml:space="preserve">Motivo:</w:t>
+      </w:r>
+      <w:r>
+        <w:t xml:space="preserve"> </w:t>
+      </w:r>
+      <w:r>
+        <w:t xml:space="preserve">Salvaguarda la continuidad académica de los cursos y evita registros huérfanos.</w:t>
+      </w:r>
+    </w:p>
+    <w:p>
+      <w:pPr>
+        <w:pStyle w:val="Compact"/>
+        <w:numPr>
+          <w:ilvl w:val="0"/>
+          <w:numId w:val="1013"/>
+        </w:numPr>
+      </w:pPr>
+      <w:r>
+        <w:rPr>
+          <w:b/>
+          <w:bCs/>
+        </w:rPr>
+        <w:t xml:space="preserve">Archivos donde se implementa:</w:t>
+      </w:r>
+    </w:p>
+    <w:p>
+      <w:pPr>
+        <w:pStyle w:val="Compact"/>
+        <w:numPr>
+          <w:ilvl w:val="1"/>
+          <w:numId w:val="1014"/>
+        </w:numPr>
+      </w:pPr>
+      <w:hyperlink r:id="rId9">
+        <w:r>
+          <w:rPr>
+            <w:rStyle w:val="Hyperlink"/>
+          </w:rPr>
+          <w:t xml:space="preserve">gradeGroupController.ts</w:t>
+        </w:r>
+      </w:hyperlink>
+      <w:r>
+        <w:t xml:space="preserve"> </w:t>
+      </w:r>
+      <w:r>
+        <w:t xml:space="preserve">(</w:t>
+      </w:r>
+      <w:r>
+        <w:rPr>
+          <w:rStyle w:val="VerbatimChar"/>
+        </w:rPr>
+        <w:t xml:space="preserve">deleteGroup</w:t>
+      </w:r>
+      <w:r>
+        <w:t xml:space="preserve">)</w:t>
+      </w:r>
+    </w:p>
+    <w:p>
+      <w:pPr>
+        <w:pStyle w:val="Compact"/>
+        <w:numPr>
+          <w:ilvl w:val="0"/>
+          <w:numId w:val="1013"/>
+        </w:numPr>
+      </w:pPr>
+      <w:r>
+        <w:rPr>
+          <w:b/>
+          <w:bCs/>
+        </w:rPr>
+        <w:t xml:space="preserve">Endpoints relacionados:</w:t>
+      </w:r>
+    </w:p>
+    <w:p>
+      <w:pPr>
+        <w:pStyle w:val="Compact"/>
+        <w:numPr>
+          <w:ilvl w:val="1"/>
+          <w:numId w:val="1015"/>
+        </w:numPr>
+      </w:pPr>
+      <w:r>
+        <w:rPr>
+          <w:rStyle w:val="VerbatimChar"/>
+        </w:rPr>
+        <w:t xml:space="preserve">DELETE /api/academic-admin/groups/:id</w:t>
+      </w:r>
+    </w:p>
+    <w:p>
+      <w:pPr>
+        <w:pStyle w:val="Compact"/>
+        <w:numPr>
+          <w:ilvl w:val="0"/>
+          <w:numId w:val="1013"/>
+        </w:numPr>
+      </w:pPr>
+      <w:r>
+        <w:rPr>
+          <w:b/>
+          <w:bCs/>
+        </w:rPr>
+        <w:t xml:space="preserve">Historias de usuario relacionadas:</w:t>
+      </w:r>
+      <w:r>
+        <w:t xml:space="preserve"> </w:t>
+      </w:r>
+      <w:r>
+        <w:t xml:space="preserve">HU-EST-001</w:t>
+      </w:r>
+    </w:p>
+    <w:p>
+      <w:r>
+        <w:pict>
+          <v:rect style="width:0;height:1.5pt" o:hralign="center" o:hrstd="t" o:hr="t"/>
+        </w:pict>
+      </w:r>
+    </w:p>
+    <w:bookmarkEnd w:id="17"/>
+    <w:bookmarkEnd w:id="18"/>
+    <w:bookmarkStart w:id="21" w:name="X87004b8d53d2f3ad84a792fb16d8ea9b974c9b2"/>
+    <w:p>
+      <w:pPr>
+        <w:pStyle w:val="Heading2"/>
+      </w:pPr>
+      <w:r>
+        <w:t xml:space="preserve">3. Renombramiento Inteligente y Nomenclatura</w:t>
+      </w:r>
+    </w:p>
+    <w:bookmarkStart w:id="19" w:name="X178fafd7cbcbf7d1318a1111912d2365f714925"/>
+    <w:p>
+      <w:pPr>
+        <w:pStyle w:val="Heading3"/>
+      </w:pPr>
+      <w:r>
+        <w:t xml:space="preserve">RN-EST-006: Renombramiento Individual con Desvinculación de Sección Compartida</w:t>
+      </w:r>
+    </w:p>
+    <w:p>
+      <w:pPr>
+        <w:pStyle w:val="Compact"/>
+        <w:numPr>
+          <w:ilvl w:val="0"/>
+          <w:numId w:val="1016"/>
+        </w:numPr>
+      </w:pPr>
+      <w:r>
+        <w:rPr>
+          <w:b/>
+          <w:bCs/>
+        </w:rPr>
+        <w:t xml:space="preserve">Descripción:</w:t>
+      </w:r>
+      <w:r>
+        <w:t xml:space="preserve"> </w:t>
+      </w:r>
+      <w:r>
+        <w:t xml:space="preserve">Al renombrar un curso individual (</w:t>
+      </w:r>
+      <w:r>
+        <w:rPr>
+          <w:rStyle w:val="VerbatimChar"/>
+        </w:rPr>
+        <w:t xml:space="preserve">renameSingleCourse</w:t>
+      </w:r>
+      <w:r>
+        <w:t xml:space="preserve">):</w:t>
+      </w:r>
+    </w:p>
+    <w:p>
+      <w:pPr>
+        <w:pStyle w:val="Compact"/>
+        <w:numPr>
+          <w:ilvl w:val="1"/>
+          <w:numId w:val="1017"/>
+        </w:numPr>
+      </w:pPr>
+      <w:r>
+        <w:t xml:space="preserve">Si ya existe una sección en el catálogo general con el nuevo nombre, asocia el grupo a dicha sección.</w:t>
+      </w:r>
+    </w:p>
+    <w:p>
+      <w:pPr>
+        <w:pStyle w:val="Compact"/>
+        <w:numPr>
+          <w:ilvl w:val="1"/>
+          <w:numId w:val="1017"/>
+        </w:numPr>
+      </w:pPr>
+      <w:r>
+        <w:t xml:space="preserve">Si la sección no existe y es utilizada exclusivamente por este curso (</w:t>
+      </w:r>
+      <w:r>
+        <w:rPr>
+          <w:rStyle w:val="VerbatimChar"/>
+        </w:rPr>
+        <w:t xml:space="preserve">shared &lt;= 1</w:t>
+      </w:r>
+      <w:r>
+        <w:t xml:space="preserve">), renombra la sección en la tabla</w:t>
+      </w:r>
+      <w:r>
+        <w:t xml:space="preserve"> </w:t>
+      </w:r>
+      <w:r>
+        <w:rPr>
+          <w:rStyle w:val="VerbatimChar"/>
+        </w:rPr>
+        <w:t xml:space="preserve">secciones</w:t>
+      </w:r>
+      <w:r>
+        <w:t xml:space="preserve">.</w:t>
+      </w:r>
+    </w:p>
+    <w:p>
+      <w:pPr>
+        <w:pStyle w:val="Compact"/>
+        <w:numPr>
+          <w:ilvl w:val="1"/>
+          <w:numId w:val="1017"/>
+        </w:numPr>
+      </w:pPr>
+      <w:r>
+        <w:t xml:space="preserve">Si la sección actual es compartida por otros cursos (</w:t>
+      </w:r>
+      <w:r>
+        <w:rPr>
+          <w:rStyle w:val="VerbatimChar"/>
+        </w:rPr>
+        <w:t xml:space="preserve">shared &gt; 1</w:t>
+      </w:r>
+      <w:r>
+        <w:t xml:space="preserve">), crea una nueva fila en</w:t>
+      </w:r>
+      <w:r>
+        <w:t xml:space="preserve"> </w:t>
+      </w:r>
+      <w:r>
+        <w:rPr>
+          <w:rStyle w:val="VerbatimChar"/>
+        </w:rPr>
+        <w:t xml:space="preserve">secciones</w:t>
+      </w:r>
+      <w:r>
+        <w:t xml:space="preserve"> </w:t>
+      </w:r>
+      <w:r>
+        <w:t xml:space="preserve">y actualiza</w:t>
+      </w:r>
+      <w:r>
+        <w:t xml:space="preserve"> </w:t>
+      </w:r>
+      <w:r>
+        <w:rPr>
+          <w:rStyle w:val="VerbatimChar"/>
+        </w:rPr>
+        <w:t xml:space="preserve">grupos.id_seccion</w:t>
+      </w:r>
+      <w:r>
+        <w:t xml:space="preserve">, evitando modificar los otros cursos.</w:t>
+      </w:r>
+    </w:p>
+    <w:p>
+      <w:pPr>
+        <w:pStyle w:val="Compact"/>
+        <w:numPr>
+          <w:ilvl w:val="1"/>
+          <w:numId w:val="1017"/>
+        </w:numPr>
+      </w:pPr>
+      <w:r>
+        <w:t xml:space="preserve">El nuevo nombre no puede superar los 10 caracteres.</w:t>
+      </w:r>
+    </w:p>
+    <w:p>
+      <w:pPr>
+        <w:pStyle w:val="Compact"/>
+        <w:numPr>
+          <w:ilvl w:val="0"/>
+          <w:numId w:val="1016"/>
+        </w:numPr>
+      </w:pPr>
+      <w:r>
+        <w:rPr>
+          <w:b/>
+          <w:bCs/>
+        </w:rPr>
+        <w:t xml:space="preserve">Motivo:</w:t>
+      </w:r>
+      <w:r>
+        <w:t xml:space="preserve"> </w:t>
+      </w:r>
+      <w:r>
+        <w:t xml:space="preserve">Permite modificar la nomenclatura de un curso particular (ej. cambiar</w:t>
+      </w:r>
+      <w:r>
+        <w:t xml:space="preserve"> </w:t>
+      </w:r>
+      <w:r>
+        <w:t xml:space="preserve">“10-A”</w:t>
+      </w:r>
+      <w:r>
+        <w:t xml:space="preserve"> </w:t>
+      </w:r>
+      <w:r>
+        <w:t xml:space="preserve">a</w:t>
+      </w:r>
+      <w:r>
+        <w:t xml:space="preserve"> </w:t>
+      </w:r>
+      <w:r>
+        <w:t xml:space="preserve">“10-Ciencias”</w:t>
+      </w:r>
+      <w:r>
+        <w:t xml:space="preserve">) sin alterar otros grupos que compartían la letra</w:t>
+      </w:r>
+      <w:r>
+        <w:t xml:space="preserve"> </w:t>
+      </w:r>
+      <w:r>
+        <w:t xml:space="preserve">“A”</w:t>
+      </w:r>
+      <w:r>
+        <w:t xml:space="preserve"> </w:t>
+      </w:r>
+      <w:r>
+        <w:t xml:space="preserve">(como</w:t>
+      </w:r>
+      <w:r>
+        <w:t xml:space="preserve"> </w:t>
+      </w:r>
+      <w:r>
+        <w:t xml:space="preserve">“11-A”</w:t>
+      </w:r>
+      <w:r>
+        <w:t xml:space="preserve"> </w:t>
+      </w:r>
+      <w:r>
+        <w:t xml:space="preserve">o</w:t>
+      </w:r>
+      <w:r>
+        <w:t xml:space="preserve"> </w:t>
+      </w:r>
+      <w:r>
+        <w:t xml:space="preserve">“9-A”</w:t>
+      </w:r>
+      <w:r>
+        <w:t xml:space="preserve">).</w:t>
+      </w:r>
+    </w:p>
+    <w:p>
+      <w:pPr>
+        <w:pStyle w:val="Compact"/>
+        <w:numPr>
+          <w:ilvl w:val="0"/>
+          <w:numId w:val="1016"/>
+        </w:numPr>
+      </w:pPr>
+      <w:r>
+        <w:rPr>
+          <w:b/>
+          <w:bCs/>
+        </w:rPr>
+        <w:t xml:space="preserve">Archivos donde se implementa:</w:t>
+      </w:r>
+    </w:p>
+    <w:p>
+      <w:pPr>
+        <w:pStyle w:val="Compact"/>
+        <w:numPr>
+          <w:ilvl w:val="1"/>
+          <w:numId w:val="1018"/>
+        </w:numPr>
+      </w:pPr>
+      <w:hyperlink r:id="rId9">
+        <w:r>
+          <w:rPr>
+            <w:rStyle w:val="Hyperlink"/>
+          </w:rPr>
+          <w:t xml:space="preserve">gradeGroupController.ts</w:t>
+        </w:r>
+      </w:hyperlink>
+      <w:r>
+        <w:t xml:space="preserve"> </w:t>
+      </w:r>
+      <w:r>
+        <w:t xml:space="preserve">(</w:t>
+      </w:r>
+      <w:r>
+        <w:rPr>
+          <w:rStyle w:val="VerbatimChar"/>
+        </w:rPr>
+        <w:t xml:space="preserve">renameSingleCourse</w:t>
+      </w:r>
+      <w:r>
+        <w:t xml:space="preserve">)</w:t>
+      </w:r>
+    </w:p>
+    <w:p>
+      <w:pPr>
+        <w:pStyle w:val="Compact"/>
+        <w:numPr>
+          <w:ilvl w:val="0"/>
+          <w:numId w:val="1016"/>
+        </w:numPr>
+      </w:pPr>
+      <w:r>
+        <w:rPr>
+          <w:b/>
+          <w:bCs/>
+        </w:rPr>
+        <w:t xml:space="preserve">Endpoints relacionados:</w:t>
+      </w:r>
+    </w:p>
+    <w:p>
+      <w:pPr>
+        <w:pStyle w:val="Compact"/>
+        <w:numPr>
+          <w:ilvl w:val="1"/>
           <w:numId w:val="1019"/>
         </w:numPr>
       </w:pPr>
       <w:r>
         <w:rPr>
-          <w:b/>
-          <w:bCs/>
-        </w:rPr>
-        <w:t xml:space="preserve">Endpoints relacionados:</w:t>
+          <w:rStyle w:val="VerbatimChar"/>
+        </w:rPr>
+        <w:t xml:space="preserve">PATCH /api/academic-admin/groups/:id/rename</w:t>
+      </w:r>
+    </w:p>
+    <w:p>
+      <w:pPr>
+        <w:pStyle w:val="Compact"/>
+        <w:numPr>
+          <w:ilvl w:val="0"/>
+          <w:numId w:val="1016"/>
+        </w:numPr>
+      </w:pPr>
+      <w:r>
+        <w:rPr>
+          <w:b/>
+          <w:bCs/>
+        </w:rPr>
+        <w:t xml:space="preserve">Historias de usuario relacionadas:</w:t>
+      </w:r>
+      <w:r>
+        <w:t xml:space="preserve"> </w:t>
+      </w:r>
+      <w:r>
+        <w:t xml:space="preserve">HU-EST-004</w:t>
+      </w:r>
+    </w:p>
+    <w:p>
+      <w:r>
+        <w:pict>
+          <v:rect style="width:0;height:1.5pt" o:hralign="center" o:hrstd="t" o:hr="t"/>
+        </w:pict>
+      </w:r>
+    </w:p>
+    <w:bookmarkEnd w:id="19"/>
+    <w:bookmarkStart w:id="20" w:name="X48f6a4388e7ace2d74dfe719dfe6b2ca0491cbf"/>
+    <w:p>
+      <w:pPr>
+        <w:pStyle w:val="Heading3"/>
+      </w:pPr>
+      <w:r>
+        <w:t xml:space="preserve">RN-EST-007: Renombramiento en Bloque con Generación de Series Ordinales</w:t>
+      </w:r>
+    </w:p>
+    <w:p>
+      <w:pPr>
+        <w:pStyle w:val="Compact"/>
+        <w:numPr>
+          <w:ilvl w:val="0"/>
+          <w:numId w:val="1020"/>
+        </w:numPr>
+      </w:pPr>
+      <w:r>
+        <w:rPr>
+          <w:b/>
+          <w:bCs/>
+        </w:rPr>
+        <w:t xml:space="preserve">Descripción:</w:t>
+      </w:r>
+      <w:r>
+        <w:t xml:space="preserve"> </w:t>
+      </w:r>
+      <w:r>
+        <w:t xml:space="preserve">Permite renombrar en bloque todos los cursos pertenecientes a un tipo de grado mediante un</w:t>
+      </w:r>
+      <w:r>
+        <w:t xml:space="preserve"> </w:t>
+      </w:r>
+      <w:r>
+        <w:rPr>
+          <w:rStyle w:val="VerbatimChar"/>
+        </w:rPr>
+        <w:t xml:space="preserve">prefijo</w:t>
+      </w:r>
+      <w:r>
+        <w:t xml:space="preserve"> </w:t>
+      </w:r>
+      <w:r>
+        <w:t xml:space="preserve">(máx 10 chars), un</w:t>
+      </w:r>
+      <w:r>
+        <w:t xml:space="preserve"> </w:t>
+      </w:r>
+      <w:r>
+        <w:rPr>
+          <w:rStyle w:val="VerbatimChar"/>
+        </w:rPr>
+        <w:t xml:space="preserve">separador</w:t>
+      </w:r>
+      <w:r>
+        <w:t xml:space="preserve"> </w:t>
+      </w:r>
+      <w:r>
+        <w:t xml:space="preserve">(</w:t>
+      </w:r>
+      <w:r>
+        <w:rPr>
+          <w:rStyle w:val="VerbatimChar"/>
+        </w:rPr>
+        <w:t xml:space="preserve">-</w:t>
+      </w:r>
+      <w:r>
+        <w:t xml:space="preserve">,</w:t>
+      </w:r>
+      <w:r>
+        <w:t xml:space="preserve"> </w:t>
+      </w:r>
+      <w:r>
+        <w:rPr>
+          <w:rStyle w:val="VerbatimChar"/>
+        </w:rPr>
+        <w:t xml:space="preserve">.</w:t>
+      </w:r>
+      <w:r>
+        <w:t xml:space="preserve">, espacio o vacío) y un</w:t>
+      </w:r>
+      <w:r>
+        <w:t xml:space="preserve"> </w:t>
+      </w:r>
+      <w:r>
+        <w:rPr>
+          <w:rStyle w:val="VerbatimChar"/>
+        </w:rPr>
+        <w:t xml:space="preserve">tipo_ordinal</w:t>
+      </w:r>
+      <w:r>
+        <w:t xml:space="preserve"> </w:t>
+      </w:r>
+      <w:r>
+        <w:t xml:space="preserve">(</w:t>
+      </w:r>
+      <w:r>
+        <w:rPr>
+          <w:rStyle w:val="VerbatimChar"/>
+        </w:rPr>
+        <w:t xml:space="preserve">LETRA</w:t>
+      </w:r>
+      <w:r>
+        <w:t xml:space="preserve"> </w:t>
+      </w:r>
+      <w:r>
+        <w:t xml:space="preserve">para A, B, C… o</w:t>
+      </w:r>
+      <w:r>
+        <w:t xml:space="preserve"> </w:t>
+      </w:r>
+      <w:r>
+        <w:rPr>
+          <w:rStyle w:val="VerbatimChar"/>
+        </w:rPr>
+        <w:t xml:space="preserve">NUMERO</w:t>
+      </w:r>
+      <w:r>
+        <w:t xml:space="preserve"> </w:t>
+      </w:r>
+      <w:r>
+        <w:t xml:space="preserve">para 1, 2, 3…). El sistema valida previamente que ningún nombre resultante supere 10 caracteres y desvincula las secciones compartidas de forma transaccional.</w:t>
+      </w:r>
+    </w:p>
+    <w:p>
+      <w:pPr>
+        <w:pStyle w:val="Compact"/>
+        <w:numPr>
+          <w:ilvl w:val="0"/>
+          <w:numId w:val="1020"/>
+        </w:numPr>
+      </w:pPr>
+      <w:r>
+        <w:rPr>
+          <w:b/>
+          <w:bCs/>
+        </w:rPr>
+        <w:t xml:space="preserve">Motivo:</w:t>
+      </w:r>
+      <w:r>
+        <w:t xml:space="preserve"> </w:t>
+      </w:r>
+      <w:r>
+        <w:t xml:space="preserve">Agiliza la estandarización institucional de la nomenclatura de cursos al inicio del año lectivo.</w:t>
+      </w:r>
+    </w:p>
+    <w:p>
+      <w:pPr>
+        <w:pStyle w:val="Compact"/>
+        <w:numPr>
+          <w:ilvl w:val="0"/>
+          <w:numId w:val="1020"/>
+        </w:numPr>
+      </w:pPr>
+      <w:r>
+        <w:rPr>
+          <w:b/>
+          <w:bCs/>
+        </w:rPr>
+        <w:t xml:space="preserve">Archivos donde se implementa:</w:t>
       </w:r>
     </w:p>
     <w:p>
@@ -1780,19 +1756,67 @@
           <w:numId w:val="1021"/>
         </w:numPr>
       </w:pPr>
-      <w:r>
-        <w:rPr>
-          <w:rStyle w:val="VerbatimChar"/>
-        </w:rPr>
-        <w:t xml:space="preserve">POST /api/academic-admin/grade-types</w:t>
-      </w:r>
-    </w:p>
-    <w:p>
-      <w:pPr>
-        <w:pStyle w:val="Compact"/>
-        <w:numPr>
-          <w:ilvl w:val="0"/>
-          <w:numId w:val="1019"/>
+      <w:hyperlink r:id="rId9">
+        <w:r>
+          <w:rPr>
+            <w:rStyle w:val="Hyperlink"/>
+          </w:rPr>
+          <w:t xml:space="preserve">gradeGroupController.ts</w:t>
+        </w:r>
+      </w:hyperlink>
+      <w:r>
+        <w:t xml:space="preserve"> </w:t>
+      </w:r>
+      <w:r>
+        <w:t xml:space="preserve">(</w:t>
+      </w:r>
+      <w:r>
+        <w:rPr>
+          <w:rStyle w:val="VerbatimChar"/>
+        </w:rPr>
+        <w:t xml:space="preserve">bulkRenameCourses</w:t>
+      </w:r>
+      <w:r>
+        <w:t xml:space="preserve">)</w:t>
+      </w:r>
+    </w:p>
+    <w:p>
+      <w:pPr>
+        <w:pStyle w:val="Compact"/>
+        <w:numPr>
+          <w:ilvl w:val="0"/>
+          <w:numId w:val="1020"/>
+        </w:numPr>
+      </w:pPr>
+      <w:r>
+        <w:rPr>
+          <w:b/>
+          <w:bCs/>
+        </w:rPr>
+        <w:t xml:space="preserve">Endpoints relacionados:</w:t>
+      </w:r>
+    </w:p>
+    <w:p>
+      <w:pPr>
+        <w:pStyle w:val="Compact"/>
+        <w:numPr>
+          <w:ilvl w:val="1"/>
+          <w:numId w:val="1022"/>
+        </w:numPr>
+      </w:pPr>
+      <w:r>
+        <w:rPr>
+          <w:rStyle w:val="VerbatimChar"/>
+        </w:rPr>
+        <w:t xml:space="preserve">PATCH /api/academic-admin/grade-types/:id/bulk-rename</w:t>
+      </w:r>
+    </w:p>
+    <w:p>
+      <w:pPr>
+        <w:pStyle w:val="Compact"/>
+        <w:numPr>
+          <w:ilvl w:val="0"/>
+          <w:numId w:val="1020"/>
         </w:numPr>
       </w:pPr>
       <w:r>
@@ -1806,12 +1830,699 @@
         <w:t xml:space="preserve"> </w:t>
       </w:r>
       <w:r>
-        <w:t xml:space="preserve">HU-EST-007</w:t>
-      </w:r>
-    </w:p>
+        <w:t xml:space="preserve">HU-EST-004</w:t>
+      </w:r>
+    </w:p>
+    <w:p>
+      <w:r>
+        <w:pict>
+          <v:rect style="width:0;height:1.5pt" o:hralign="center" o:hrstd="t" o:hr="t"/>
+        </w:pict>
+      </w:r>
+    </w:p>
+    <w:bookmarkEnd w:id="20"/>
     <w:bookmarkEnd w:id="21"/>
-    <w:bookmarkEnd w:id="22"/>
-    <w:bookmarkEnd w:id="23"/>
+    <w:bookmarkStart w:id="26" w:name="X303dd8182c336638f7a31f1ce9bb28441268f29"/>
+    <w:p>
+      <w:pPr>
+        <w:pStyle w:val="Heading2"/>
+      </w:pPr>
+      <w:r>
+        <w:t xml:space="preserve">4. Catálogo Curricular y Papelera con Snapshot JSON</w:t>
+      </w:r>
+    </w:p>
+    <w:bookmarkStart w:id="24" w:name="X607a9cb196280a06fc435065669275c861a2421"/>
+    <w:p>
+      <w:pPr>
+        <w:pStyle w:val="Heading3"/>
+      </w:pPr>
+      <w:r>
+        <w:t xml:space="preserve">RN-EST-008: Papelera de Materias con Respaldo Snapshot JSON y Restauración Profunda</w:t>
+      </w:r>
+    </w:p>
+    <w:p>
+      <w:pPr>
+        <w:pStyle w:val="Compact"/>
+        <w:numPr>
+          <w:ilvl w:val="0"/>
+          <w:numId w:val="1023"/>
+        </w:numPr>
+      </w:pPr>
+      <w:r>
+        <w:rPr>
+          <w:b/>
+          <w:bCs/>
+        </w:rPr>
+        <w:t xml:space="preserve">Descripción:</w:t>
+      </w:r>
+    </w:p>
+    <w:p>
+      <w:pPr>
+        <w:pStyle w:val="Compact"/>
+        <w:numPr>
+          <w:ilvl w:val="1"/>
+          <w:numId w:val="1024"/>
+        </w:numPr>
+      </w:pPr>
+      <w:r>
+        <w:t xml:space="preserve">Si una materia tiene asignaciones docentes o competencias activas, no puede eliminarse por defecto (</w:t>
+      </w:r>
+      <w:r>
+        <w:rPr>
+          <w:rStyle w:val="VerbatimChar"/>
+        </w:rPr>
+        <w:t xml:space="preserve">409 Conflict</w:t>
+      </w:r>
+      <w:r>
+        <w:t xml:space="preserve">).</w:t>
+      </w:r>
+    </w:p>
+    <w:p>
+      <w:pPr>
+        <w:pStyle w:val="Compact"/>
+        <w:numPr>
+          <w:ilvl w:val="1"/>
+          <w:numId w:val="1024"/>
+        </w:numPr>
+      </w:pPr>
+      <w:r>
+        <w:t xml:space="preserve">Si el directivo confirma la eliminación forzada (</w:t>
+      </w:r>
+      <w:r>
+        <w:rPr>
+          <w:rStyle w:val="VerbatimChar"/>
+        </w:rPr>
+        <w:t xml:space="preserve">force=true</w:t>
+      </w:r>
+      <w:r>
+        <w:t xml:space="preserve">), el sistema ejecuta una transacción que genera un snapshot completo en formato JSON de todas sus asignaciones docentes y competencias en la tabla</w:t>
+      </w:r>
+      <w:r>
+        <w:t xml:space="preserve"> </w:t>
+      </w:r>
+      <w:r>
+        <w:rPr>
+          <w:rStyle w:val="VerbatimChar"/>
+        </w:rPr>
+        <w:t xml:space="preserve">papelera_materias.data_respaldo</w:t>
+      </w:r>
+      <w:r>
+        <w:t xml:space="preserve">, eliminando luego las dependencias en cascada limpia.</w:t>
+      </w:r>
+    </w:p>
+    <w:p>
+      <w:pPr>
+        <w:pStyle w:val="Compact"/>
+        <w:numPr>
+          <w:ilvl w:val="1"/>
+          <w:numId w:val="1024"/>
+        </w:numPr>
+      </w:pPr>
+      <w:r>
+        <w:t xml:space="preserve">Al registrar una nueva materia enviando</w:t>
+      </w:r>
+      <w:r>
+        <w:t xml:space="preserve"> </w:t>
+      </w:r>
+      <w:r>
+        <w:rPr>
+          <w:rStyle w:val="VerbatimChar"/>
+        </w:rPr>
+        <w:t xml:space="preserve">trashId</w:t>
+      </w:r>
+      <w:r>
+        <w:t xml:space="preserve">, el sistema restaura de forma profunda la materia recreando automáticamente todas las asignaciones en</w:t>
+      </w:r>
+      <w:r>
+        <w:t xml:space="preserve"> </w:t>
+      </w:r>
+      <w:r>
+        <w:rPr>
+          <w:rStyle w:val="VerbatimChar"/>
+        </w:rPr>
+        <w:t xml:space="preserve">detalle_grados</w:t>
+      </w:r>
+      <w:r>
+        <w:t xml:space="preserve"> </w:t>
+      </w:r>
+      <w:r>
+        <w:t xml:space="preserve">y las competencias en</w:t>
+      </w:r>
+      <w:r>
+        <w:t xml:space="preserve"> </w:t>
+      </w:r>
+      <w:r>
+        <w:rPr>
+          <w:rStyle w:val="VerbatimChar"/>
+        </w:rPr>
+        <w:t xml:space="preserve">competencias</w:t>
+      </w:r>
+      <w:r>
+        <w:t xml:space="preserve"> </w:t>
+      </w:r>
+      <w:r>
+        <w:t xml:space="preserve">a partir del respaldo JSON.</w:t>
+      </w:r>
+    </w:p>
+    <w:p>
+      <w:pPr>
+        <w:pStyle w:val="Compact"/>
+        <w:numPr>
+          <w:ilvl w:val="0"/>
+          <w:numId w:val="1023"/>
+        </w:numPr>
+      </w:pPr>
+      <w:r>
+        <w:rPr>
+          <w:b/>
+          <w:bCs/>
+        </w:rPr>
+        <w:t xml:space="preserve">Motivo:</w:t>
+      </w:r>
+      <w:r>
+        <w:t xml:space="preserve"> </w:t>
+      </w:r>
+      <w:r>
+        <w:t xml:space="preserve">Permite depurar el catálogo curricular sin perder el historial pedagógico, ofreciendo capacidad de recuperación inmediata ante eliminaciones accidentales.</w:t>
+      </w:r>
+    </w:p>
+    <w:p>
+      <w:pPr>
+        <w:pStyle w:val="Compact"/>
+        <w:numPr>
+          <w:ilvl w:val="0"/>
+          <w:numId w:val="1023"/>
+        </w:numPr>
+      </w:pPr>
+      <w:r>
+        <w:rPr>
+          <w:b/>
+          <w:bCs/>
+        </w:rPr>
+        <w:t xml:space="preserve">Archivos donde se implementa:</w:t>
+      </w:r>
+    </w:p>
+    <w:p>
+      <w:pPr>
+        <w:pStyle w:val="Compact"/>
+        <w:numPr>
+          <w:ilvl w:val="1"/>
+          <w:numId w:val="1025"/>
+        </w:numPr>
+      </w:pPr>
+      <w:hyperlink r:id="rId22">
+        <w:r>
+          <w:rPr>
+            <w:rStyle w:val="Hyperlink"/>
+          </w:rPr>
+          <w:t xml:space="preserve">curriculumController.ts</w:t>
+        </w:r>
+      </w:hyperlink>
+      <w:r>
+        <w:t xml:space="preserve"> </w:t>
+      </w:r>
+      <w:r>
+        <w:t xml:space="preserve">(</w:t>
+      </w:r>
+      <w:r>
+        <w:rPr>
+          <w:rStyle w:val="VerbatimChar"/>
+        </w:rPr>
+        <w:t xml:space="preserve">deleteSubject</w:t>
+      </w:r>
+      <w:r>
+        <w:t xml:space="preserve">,</w:t>
+      </w:r>
+      <w:r>
+        <w:t xml:space="preserve"> </w:t>
+      </w:r>
+      <w:r>
+        <w:rPr>
+          <w:rStyle w:val="VerbatimChar"/>
+        </w:rPr>
+        <w:t xml:space="preserve">createSubject</w:t>
+      </w:r>
+      <w:r>
+        <w:t xml:space="preserve">,</w:t>
+      </w:r>
+      <w:r>
+        <w:t xml:space="preserve"> </w:t>
+      </w:r>
+      <w:r>
+        <w:rPr>
+          <w:rStyle w:val="VerbatimChar"/>
+        </w:rPr>
+        <w:t xml:space="preserve">getSubjectsTrash</w:t>
+      </w:r>
+      <w:r>
+        <w:t xml:space="preserve">)</w:t>
+      </w:r>
+    </w:p>
+    <w:p>
+      <w:pPr>
+        <w:pStyle w:val="Compact"/>
+        <w:numPr>
+          <w:ilvl w:val="1"/>
+          <w:numId w:val="1025"/>
+        </w:numPr>
+      </w:pPr>
+      <w:hyperlink r:id="rId23">
+        <w:r>
+          <w:rPr>
+            <w:rStyle w:val="Hyperlink"/>
+          </w:rPr>
+          <w:t xml:space="preserve">SubjectManagement.vue</w:t>
+        </w:r>
+      </w:hyperlink>
+    </w:p>
+    <w:p>
+      <w:pPr>
+        <w:pStyle w:val="Compact"/>
+        <w:numPr>
+          <w:ilvl w:val="0"/>
+          <w:numId w:val="1023"/>
+        </w:numPr>
+      </w:pPr>
+      <w:r>
+        <w:rPr>
+          <w:b/>
+          <w:bCs/>
+        </w:rPr>
+        <w:t xml:space="preserve">Endpoints relacionados:</w:t>
+      </w:r>
+    </w:p>
+    <w:p>
+      <w:pPr>
+        <w:pStyle w:val="Compact"/>
+        <w:numPr>
+          <w:ilvl w:val="1"/>
+          <w:numId w:val="1026"/>
+        </w:numPr>
+      </w:pPr>
+      <w:r>
+        <w:rPr>
+          <w:rStyle w:val="VerbatimChar"/>
+        </w:rPr>
+        <w:t xml:space="preserve">DELETE /api/academic-admin/subjects/:id</w:t>
+      </w:r>
+    </w:p>
+    <w:p>
+      <w:pPr>
+        <w:pStyle w:val="Compact"/>
+        <w:numPr>
+          <w:ilvl w:val="1"/>
+          <w:numId w:val="1026"/>
+        </w:numPr>
+      </w:pPr>
+      <w:r>
+        <w:rPr>
+          <w:rStyle w:val="VerbatimChar"/>
+        </w:rPr>
+        <w:t xml:space="preserve">POST /api/academic-admin/subjects</w:t>
+      </w:r>
+    </w:p>
+    <w:p>
+      <w:pPr>
+        <w:pStyle w:val="Compact"/>
+        <w:numPr>
+          <w:ilvl w:val="1"/>
+          <w:numId w:val="1026"/>
+        </w:numPr>
+      </w:pPr>
+      <w:r>
+        <w:rPr>
+          <w:rStyle w:val="VerbatimChar"/>
+        </w:rPr>
+        <w:t xml:space="preserve">GET /api/academic-admin/subjects/trash/:schoolId</w:t>
+      </w:r>
+    </w:p>
+    <w:p>
+      <w:pPr>
+        <w:pStyle w:val="Compact"/>
+        <w:numPr>
+          <w:ilvl w:val="0"/>
+          <w:numId w:val="1023"/>
+        </w:numPr>
+      </w:pPr>
+      <w:r>
+        <w:rPr>
+          <w:b/>
+          <w:bCs/>
+        </w:rPr>
+        <w:t xml:space="preserve">Historias de usuario relacionadas:</w:t>
+      </w:r>
+      <w:r>
+        <w:t xml:space="preserve"> </w:t>
+      </w:r>
+      <w:r>
+        <w:t xml:space="preserve">HU-EST-005</w:t>
+      </w:r>
+    </w:p>
+    <w:p>
+      <w:r>
+        <w:pict>
+          <v:rect style="width:0;height:1.5pt" o:hralign="center" o:hrstd="t" o:hr="t"/>
+        </w:pict>
+      </w:r>
+    </w:p>
+    <w:bookmarkEnd w:id="24"/>
+    <w:bookmarkStart w:id="25" w:name="Xd8b55dce7d2010c67facb161c8b339ec7660b0b"/>
+    <w:p>
+      <w:pPr>
+        <w:pStyle w:val="Heading3"/>
+      </w:pPr>
+      <w:r>
+        <w:t xml:space="preserve">RN-EST-009: Restricciones y Gestión de Jornadas Institucionales</w:t>
+      </w:r>
+    </w:p>
+    <w:p>
+      <w:pPr>
+        <w:pStyle w:val="Compact"/>
+        <w:numPr>
+          <w:ilvl w:val="0"/>
+          <w:numId w:val="1027"/>
+        </w:numPr>
+      </w:pPr>
+      <w:r>
+        <w:rPr>
+          <w:b/>
+          <w:bCs/>
+        </w:rPr>
+        <w:t xml:space="preserve">Descripción:</w:t>
+      </w:r>
+    </w:p>
+    <w:p>
+      <w:pPr>
+        <w:pStyle w:val="Compact"/>
+        <w:numPr>
+          <w:ilvl w:val="1"/>
+          <w:numId w:val="1028"/>
+        </w:numPr>
+      </w:pPr>
+      <w:r>
+        <w:t xml:space="preserve">Cada colegio solo puede habilitar jornadas del catálogo oficial (</w:t>
+      </w:r>
+      <w:r>
+        <w:rPr>
+          <w:rStyle w:val="VerbatimChar"/>
+        </w:rPr>
+        <w:t xml:space="preserve">MAÑANA</w:t>
+      </w:r>
+      <w:r>
+        <w:t xml:space="preserve">,</w:t>
+      </w:r>
+      <w:r>
+        <w:t xml:space="preserve"> </w:t>
+      </w:r>
+      <w:r>
+        <w:rPr>
+          <w:rStyle w:val="VerbatimChar"/>
+        </w:rPr>
+        <w:t xml:space="preserve">TARDE</w:t>
+      </w:r>
+      <w:r>
+        <w:t xml:space="preserve">,</w:t>
+      </w:r>
+      <w:r>
+        <w:t xml:space="preserve"> </w:t>
+      </w:r>
+      <w:r>
+        <w:rPr>
+          <w:rStyle w:val="VerbatimChar"/>
+        </w:rPr>
+        <w:t xml:space="preserve">UNICA</w:t>
+      </w:r>
+      <w:r>
+        <w:t xml:space="preserve">,</w:t>
+      </w:r>
+      <w:r>
+        <w:t xml:space="preserve"> </w:t>
+      </w:r>
+      <w:r>
+        <w:rPr>
+          <w:rStyle w:val="VerbatimChar"/>
+        </w:rPr>
+        <w:t xml:space="preserve">NOCTURNA</w:t>
+      </w:r>
+      <w:r>
+        <w:t xml:space="preserve">).</w:t>
+      </w:r>
+    </w:p>
+    <w:p>
+      <w:pPr>
+        <w:pStyle w:val="Compact"/>
+        <w:numPr>
+          <w:ilvl w:val="1"/>
+          <w:numId w:val="1028"/>
+        </w:numPr>
+      </w:pPr>
+      <w:r>
+        <w:t xml:space="preserve">Una jornada no puede eliminarse (</w:t>
+      </w:r>
+      <w:r>
+        <w:rPr>
+          <w:rStyle w:val="VerbatimChar"/>
+        </w:rPr>
+        <w:t xml:space="preserve">deleteJornada</w:t>
+      </w:r>
+      <w:r>
+        <w:t xml:space="preserve">) si cuenta con cursos asociados en la tabla</w:t>
+      </w:r>
+      <w:r>
+        <w:t xml:space="preserve"> </w:t>
+      </w:r>
+      <w:r>
+        <w:rPr>
+          <w:rStyle w:val="VerbatimChar"/>
+        </w:rPr>
+        <w:t xml:space="preserve">grupos</w:t>
+      </w:r>
+      <w:r>
+        <w:t xml:space="preserve"> </w:t>
+      </w:r>
+      <w:r>
+        <w:t xml:space="preserve">(</w:t>
+      </w:r>
+      <w:r>
+        <w:rPr>
+          <w:rStyle w:val="VerbatimChar"/>
+        </w:rPr>
+        <w:t xml:space="preserve">409 Conflict</w:t>
+      </w:r>
+      <w:r>
+        <w:t xml:space="preserve">).</w:t>
+      </w:r>
+    </w:p>
+    <w:p>
+      <w:pPr>
+        <w:pStyle w:val="Compact"/>
+        <w:numPr>
+          <w:ilvl w:val="1"/>
+          <w:numId w:val="1028"/>
+        </w:numPr>
+      </w:pPr>
+      <w:r>
+        <w:t xml:space="preserve">La reasignación de cursos entre jornadas (</w:t>
+      </w:r>
+      <w:r>
+        <w:rPr>
+          <w:rStyle w:val="VerbatimChar"/>
+        </w:rPr>
+        <w:t xml:space="preserve">reassignGroupJornada</w:t>
+      </w:r>
+      <w:r>
+        <w:t xml:space="preserve">) está sujeta a la guarda institucional de matrículas (</w:t>
+      </w:r>
+      <w:r>
+        <w:rPr>
+          <w:rStyle w:val="VerbatimChar"/>
+        </w:rPr>
+        <w:t xml:space="preserve">IS_JORNADA_REASSIGNMENT_ENABLED = false</w:t>
+      </w:r>
+      <w:r>
+        <w:t xml:space="preserve">) para proteger la jornada elegida por los acudientes en su admisión.</w:t>
+      </w:r>
+    </w:p>
+    <w:p>
+      <w:pPr>
+        <w:pStyle w:val="Compact"/>
+        <w:numPr>
+          <w:ilvl w:val="0"/>
+          <w:numId w:val="1027"/>
+        </w:numPr>
+      </w:pPr>
+      <w:r>
+        <w:rPr>
+          <w:b/>
+          <w:bCs/>
+        </w:rPr>
+        <w:t xml:space="preserve">Motivo:</w:t>
+      </w:r>
+      <w:r>
+        <w:t xml:space="preserve"> </w:t>
+      </w:r>
+      <w:r>
+        <w:t xml:space="preserve">Garantiza la integridad de los horarios de operación escolar y protege la elección de turno efectuada en el proceso de matrícula.</w:t>
+      </w:r>
+    </w:p>
+    <w:p>
+      <w:pPr>
+        <w:pStyle w:val="Compact"/>
+        <w:numPr>
+          <w:ilvl w:val="0"/>
+          <w:numId w:val="1027"/>
+        </w:numPr>
+      </w:pPr>
+      <w:r>
+        <w:rPr>
+          <w:b/>
+          <w:bCs/>
+        </w:rPr>
+        <w:t xml:space="preserve">Archivos donde se implementa:</w:t>
+      </w:r>
+    </w:p>
+    <w:p>
+      <w:pPr>
+        <w:pStyle w:val="Compact"/>
+        <w:numPr>
+          <w:ilvl w:val="1"/>
+          <w:numId w:val="1029"/>
+        </w:numPr>
+      </w:pPr>
+      <w:hyperlink r:id="rId9">
+        <w:r>
+          <w:rPr>
+            <w:rStyle w:val="Hyperlink"/>
+          </w:rPr>
+          <w:t xml:space="preserve">gradeGroupController.ts</w:t>
+        </w:r>
+      </w:hyperlink>
+      <w:r>
+        <w:t xml:space="preserve"> </w:t>
+      </w:r>
+      <w:r>
+        <w:t xml:space="preserve">(</w:t>
+      </w:r>
+      <w:r>
+        <w:rPr>
+          <w:rStyle w:val="VerbatimChar"/>
+        </w:rPr>
+        <w:t xml:space="preserve">createJornada</w:t>
+      </w:r>
+      <w:r>
+        <w:t xml:space="preserve">,</w:t>
+      </w:r>
+      <w:r>
+        <w:t xml:space="preserve"> </w:t>
+      </w:r>
+      <w:r>
+        <w:rPr>
+          <w:rStyle w:val="VerbatimChar"/>
+        </w:rPr>
+        <w:t xml:space="preserve">deleteJornada</w:t>
+      </w:r>
+      <w:r>
+        <w:t xml:space="preserve">,</w:t>
+      </w:r>
+      <w:r>
+        <w:t xml:space="preserve"> </w:t>
+      </w:r>
+      <w:r>
+        <w:rPr>
+          <w:rStyle w:val="VerbatimChar"/>
+        </w:rPr>
+        <w:t xml:space="preserve">reassignGroupJornada</w:t>
+      </w:r>
+      <w:r>
+        <w:t xml:space="preserve">)</w:t>
+      </w:r>
+    </w:p>
+    <w:p>
+      <w:pPr>
+        <w:pStyle w:val="Compact"/>
+        <w:numPr>
+          <w:ilvl w:val="0"/>
+          <w:numId w:val="1027"/>
+        </w:numPr>
+      </w:pPr>
+      <w:r>
+        <w:rPr>
+          <w:b/>
+          <w:bCs/>
+        </w:rPr>
+        <w:t xml:space="preserve">Endpoints relacionados:</w:t>
+      </w:r>
+    </w:p>
+    <w:p>
+      <w:pPr>
+        <w:pStyle w:val="Compact"/>
+        <w:numPr>
+          <w:ilvl w:val="1"/>
+          <w:numId w:val="1030"/>
+        </w:numPr>
+      </w:pPr>
+      <w:r>
+        <w:rPr>
+          <w:rStyle w:val="VerbatimChar"/>
+        </w:rPr>
+        <w:t xml:space="preserve">POST /api/academic-admin/jornadas</w:t>
+      </w:r>
+    </w:p>
+    <w:p>
+      <w:pPr>
+        <w:pStyle w:val="Compact"/>
+        <w:numPr>
+          <w:ilvl w:val="1"/>
+          <w:numId w:val="1030"/>
+        </w:numPr>
+      </w:pPr>
+      <w:r>
+        <w:rPr>
+          <w:rStyle w:val="VerbatimChar"/>
+        </w:rPr>
+        <w:t xml:space="preserve">DELETE /api/academic-admin/jornadas/:id</w:t>
+      </w:r>
+    </w:p>
+    <w:p>
+      <w:pPr>
+        <w:pStyle w:val="Compact"/>
+        <w:numPr>
+          <w:ilvl w:val="1"/>
+          <w:numId w:val="1030"/>
+        </w:numPr>
+      </w:pPr>
+      <w:r>
+        <w:rPr>
+          <w:rStyle w:val="VerbatimChar"/>
+        </w:rPr>
+        <w:t xml:space="preserve">PATCH /api/academic-admin/groups/:id/jornada</w:t>
+      </w:r>
+    </w:p>
+    <w:p>
+      <w:pPr>
+        <w:pStyle w:val="Compact"/>
+        <w:numPr>
+          <w:ilvl w:val="0"/>
+          <w:numId w:val="1027"/>
+        </w:numPr>
+      </w:pPr>
+      <w:r>
+        <w:rPr>
+          <w:b/>
+          <w:bCs/>
+        </w:rPr>
+        <w:t xml:space="preserve">Historias de usuario relacionadas:</w:t>
+      </w:r>
+      <w:r>
+        <w:t xml:space="preserve"> </w:t>
+      </w:r>
+      <w:r>
+        <w:t xml:space="preserve">HU-EST-006</w:t>
+      </w:r>
+    </w:p>
+    <w:bookmarkEnd w:id="25"/>
+    <w:bookmarkEnd w:id="26"/>
+    <w:bookmarkEnd w:id="27"/>
     <w:sectPr>
       <w:footnotePr>
         <w:numRestart w:val="eachSect"/>
@@ -2023,6 +2734,91 @@
       <w:rPr>
         <w:rFonts w:ascii="Wingdings" w:hAnsi="Wingdings" w:cs="Wingdings" w:hint="default"/>
       </w:rPr>
+    </w:lvl>
+  </w:abstractNum>
+  <w:abstractNum w:abstractNumId="99411">
+    <w:nsid w:val="00A99411"/>
+    <w:multiLevelType w:val="multilevel"/>
+    <w:lvl w:ilvl="0">
+      <w:start w:val="1"/>
+      <w:numFmt w:val="decimal"/>
+      <w:lvlText w:val="%1."/>
+      <w:lvlJc w:val="left"/>
+      <w:pPr>
+        <w:ind w:left="720" w:hanging="360"/>
+      </w:pPr>
+    </w:lvl>
+    <w:lvl w:ilvl="1">
+      <w:start w:val="1"/>
+      <w:numFmt w:val="decimal"/>
+      <w:lvlText w:val="%2."/>
+      <w:lvlJc w:val="left"/>
+      <w:pPr>
+        <w:ind w:left="1440" w:hanging="360"/>
+      </w:pPr>
+    </w:lvl>
+    <w:lvl w:ilvl="2">
+      <w:start w:val="1"/>
+      <w:numFmt w:val="decimal"/>
+      <w:lvlText w:val="%3."/>
+      <w:lvlJc w:val="left"/>
+      <w:pPr>
+        <w:ind w:left="2160" w:hanging="360"/>
+      </w:pPr>
+    </w:lvl>
+    <w:lvl w:ilvl="3">
+      <w:start w:val="1"/>
+      <w:numFmt w:val="decimal"/>
+      <w:lvlText w:val="%4."/>
+      <w:lvlJc w:val="left"/>
+      <w:pPr>
+        <w:ind w:left="2880" w:hanging="360"/>
+      </w:pPr>
+    </w:lvl>
+    <w:lvl w:ilvl="4">
+      <w:start w:val="1"/>
+      <w:numFmt w:val="decimal"/>
+      <w:lvlText w:val="%5."/>
+      <w:lvlJc w:val="left"/>
+      <w:pPr>
+        <w:ind w:left="3600" w:hanging="360"/>
+      </w:pPr>
+    </w:lvl>
+    <w:lvl w:ilvl="5">
+      <w:start w:val="1"/>
+      <w:numFmt w:val="decimal"/>
+      <w:lvlText w:val="%6."/>
+      <w:lvlJc w:val="left"/>
+      <w:pPr>
+        <w:ind w:left="4320" w:hanging="360"/>
+      </w:pPr>
+    </w:lvl>
+    <w:lvl w:ilvl="6">
+      <w:start w:val="1"/>
+      <w:numFmt w:val="decimal"/>
+      <w:lvlText w:val="%7."/>
+      <w:lvlJc w:val="left"/>
+      <w:pPr>
+        <w:ind w:left="5040" w:hanging="360"/>
+      </w:pPr>
+    </w:lvl>
+    <w:lvl w:ilvl="7">
+      <w:start w:val="1"/>
+      <w:numFmt w:val="decimal"/>
+      <w:lvlText w:val="%8."/>
+      <w:lvlJc w:val="left"/>
+      <w:pPr>
+        <w:ind w:left="5760" w:hanging="360"/>
+      </w:pPr>
+    </w:lvl>
+    <w:lvl w:ilvl="8">
+      <w:start w:val="1"/>
+      <w:numFmt w:val="decimal"/>
+      <w:lvlText w:val="%9."/>
+      <w:lvlJc w:val="left"/>
+      <w:pPr>
+        <w:ind w:left="6480" w:hanging="360"/>
+      </w:pPr>
     </w:lvl>
   </w:abstractNum>
   <w:num w:numId="1000">
@@ -2077,7 +2873,34 @@
     <w:abstractNumId w:val="991"/>
   </w:num>
   <w:num w:numId="1017">
-    <w:abstractNumId w:val="991"/>
+    <w:abstractNumId w:val="99411"/>
+    <w:lvlOverride w:ilvl="0">
+      <w:startOverride w:val="1"/>
+    </w:lvlOverride>
+    <w:lvlOverride w:ilvl="1">
+      <w:startOverride w:val="1"/>
+    </w:lvlOverride>
+    <w:lvlOverride w:ilvl="2">
+      <w:startOverride w:val="1"/>
+    </w:lvlOverride>
+    <w:lvlOverride w:ilvl="3">
+      <w:startOverride w:val="1"/>
+    </w:lvlOverride>
+    <w:lvlOverride w:ilvl="4">
+      <w:startOverride w:val="1"/>
+    </w:lvlOverride>
+    <w:lvlOverride w:ilvl="5">
+      <w:startOverride w:val="1"/>
+    </w:lvlOverride>
+    <w:lvlOverride w:ilvl="6">
+      <w:startOverride w:val="1"/>
+    </w:lvlOverride>
+    <w:lvlOverride w:ilvl="7">
+      <w:startOverride w:val="1"/>
+    </w:lvlOverride>
+    <w:lvlOverride w:ilvl="8">
+      <w:startOverride w:val="1"/>
+    </w:lvlOverride>
   </w:num>
   <w:num w:numId="1018">
     <w:abstractNumId w:val="991"/>
@@ -2089,6 +2912,87 @@
     <w:abstractNumId w:val="991"/>
   </w:num>
   <w:num w:numId="1021">
+    <w:abstractNumId w:val="991"/>
+  </w:num>
+  <w:num w:numId="1022">
+    <w:abstractNumId w:val="991"/>
+  </w:num>
+  <w:num w:numId="1023">
+    <w:abstractNumId w:val="991"/>
+  </w:num>
+  <w:num w:numId="1024">
+    <w:abstractNumId w:val="99411"/>
+    <w:lvlOverride w:ilvl="0">
+      <w:startOverride w:val="1"/>
+    </w:lvlOverride>
+    <w:lvlOverride w:ilvl="1">
+      <w:startOverride w:val="1"/>
+    </w:lvlOverride>
+    <w:lvlOverride w:ilvl="2">
+      <w:startOverride w:val="1"/>
+    </w:lvlOverride>
+    <w:lvlOverride w:ilvl="3">
+      <w:startOverride w:val="1"/>
+    </w:lvlOverride>
+    <w:lvlOverride w:ilvl="4">
+      <w:startOverride w:val="1"/>
+    </w:lvlOverride>
+    <w:lvlOverride w:ilvl="5">
+      <w:startOverride w:val="1"/>
+    </w:lvlOverride>
+    <w:lvlOverride w:ilvl="6">
+      <w:startOverride w:val="1"/>
+    </w:lvlOverride>
+    <w:lvlOverride w:ilvl="7">
+      <w:startOverride w:val="1"/>
+    </w:lvlOverride>
+    <w:lvlOverride w:ilvl="8">
+      <w:startOverride w:val="1"/>
+    </w:lvlOverride>
+  </w:num>
+  <w:num w:numId="1025">
+    <w:abstractNumId w:val="991"/>
+  </w:num>
+  <w:num w:numId="1026">
+    <w:abstractNumId w:val="991"/>
+  </w:num>
+  <w:num w:numId="1027">
+    <w:abstractNumId w:val="991"/>
+  </w:num>
+  <w:num w:numId="1028">
+    <w:abstractNumId w:val="99411"/>
+    <w:lvlOverride w:ilvl="0">
+      <w:startOverride w:val="1"/>
+    </w:lvlOverride>
+    <w:lvlOverride w:ilvl="1">
+      <w:startOverride w:val="1"/>
+    </w:lvlOverride>
+    <w:lvlOverride w:ilvl="2">
+      <w:startOverride w:val="1"/>
+    </w:lvlOverride>
+    <w:lvlOverride w:ilvl="3">
+      <w:startOverride w:val="1"/>
+    </w:lvlOverride>
+    <w:lvlOverride w:ilvl="4">
+      <w:startOverride w:val="1"/>
+    </w:lvlOverride>
+    <w:lvlOverride w:ilvl="5">
+      <w:startOverride w:val="1"/>
+    </w:lvlOverride>
+    <w:lvlOverride w:ilvl="6">
+      <w:startOverride w:val="1"/>
+    </w:lvlOverride>
+    <w:lvlOverride w:ilvl="7">
+      <w:startOverride w:val="1"/>
+    </w:lvlOverride>
+    <w:lvlOverride w:ilvl="8">
+      <w:startOverride w:val="1"/>
+    </w:lvlOverride>
+  </w:num>
+  <w:num w:numId="1029">
+    <w:abstractNumId w:val="991"/>
+  </w:num>
+  <w:num w:numId="1030">
     <w:abstractNumId w:val="991"/>
   </w:num>
 </w:numbering>
